--- a/ПР4/ПР4.docx
+++ b/ПР4/ПР4.docx
@@ -153,7 +153,7 @@
       <w:hyperlink r:id="rId9" w:tooltip="https://habr.com/ru/companies/alexhost/articles/530862/" w:history="1">
         <w:r>
           <w:rPr>
-            <w:rStyle w:val="174"/>
+            <w:rStyle w:val="818"/>
             <w:rFonts w:ascii="Arial" w:hAnsi="Arial" w:eastAsia="Arial" w:cs="Arial"/>
             <w:b/>
             <w:bCs/>
@@ -163,7 +163,7 @@
         </w:r>
         <w:r>
           <w:rPr>
-            <w:rStyle w:val="174"/>
+            <w:rStyle w:val="818"/>
             <w:b/>
             <w:bCs/>
           </w:rPr>
@@ -256,7 +256,7 @@
                       <pic:spPr bwMode="auto">
                         <a:xfrm flipH="0" flipV="0">
                           <a:off x="0" y="0"/>
-                          <a:ext cx="6245564" cy="3125232"/>
+                          <a:ext cx="6245563" cy="3125232"/>
                         </a:xfrm>
                         <a:prstGeom prst="rect">
                           <a:avLst/>
@@ -293,16 +293,6 @@
             </w:pict>
           </mc:Fallback>
         </mc:AlternateContent>
-      </w:r>
-      <w:r>
-        <w:rPr>
-          <w:rFonts w:ascii="Arial" w:hAnsi="Arial" w:eastAsia="Arial" w:cs="Arial"/>
-          <w:b/>
-          <w:bCs/>
-          <w:color w:val="34343c"/>
-          <w:sz w:val="23"/>
-          <w:highlight w:val="none"/>
-        </w:rPr>
       </w:r>
       <w:r>
         <w:rPr>
@@ -362,33 +352,6 @@
           <w:sz w:val="23"/>
         </w:rPr>
         <w:t xml:space="preserve">ении</w:t>
-      </w:r>
-      <w:r>
-        <w:rPr>
-          <w:rFonts w:ascii="Arial" w:hAnsi="Arial" w:eastAsia="Arial" w:cs="Arial"/>
-          <w:b/>
-          <w:bCs/>
-          <w:color w:val="34343c"/>
-          <w:sz w:val="23"/>
-        </w:rPr>
-      </w:r>
-      <w:r>
-        <w:rPr>
-          <w:rFonts w:ascii="Arial" w:hAnsi="Arial" w:eastAsia="Arial" w:cs="Arial"/>
-          <w:b/>
-          <w:bCs/>
-          <w:color w:val="34343c"/>
-          <w:sz w:val="23"/>
-        </w:rPr>
-      </w:r>
-      <w:r>
-        <w:rPr>
-          <w:rFonts w:ascii="Arial" w:hAnsi="Arial" w:eastAsia="Arial" w:cs="Arial"/>
-          <w:b/>
-          <w:bCs/>
-          <w:color w:val="34343c"/>
-          <w:sz w:val="23"/>
-        </w:rPr>
       </w:r>
       <w:r>
         <w:rPr>
@@ -526,6 +489,7 @@
           <w:bCs/>
           <w:color w:val="34343c"/>
           <w:sz w:val="23"/>
+          <w:szCs w:val="23"/>
           <w:highlight w:val="none"/>
         </w:rPr>
       </w:r>
@@ -606,49 +570,6 @@
           <w:sz w:val="23"/>
         </w:rPr>
         <w:t xml:space="preserve">1.3 Изучить методы защиты по материалам сети интернет</w:t>
-      </w:r>
-      <w:r>
-        <w:rPr>
-          <w:rFonts w:ascii="Arial" w:hAnsi="Arial" w:eastAsia="Arial" w:cs="Arial"/>
-          <w:b/>
-          <w:bCs/>
-          <w:color w:val="34343c"/>
-          <w:sz w:val="23"/>
-          <w:szCs w:val="23"/>
-          <w:highlight w:val="none"/>
-        </w:rPr>
-      </w:r>
-      <w:r>
-        <w:rPr>
-          <w:rFonts w:ascii="Arial" w:hAnsi="Arial" w:eastAsia="Arial" w:cs="Arial"/>
-          <w:b/>
-          <w:bCs/>
-          <w:color w:val="34343c"/>
-          <w:sz w:val="23"/>
-          <w:szCs w:val="23"/>
-          <w:highlight w:val="none"/>
-        </w:rPr>
-      </w:r>
-      <w:r>
-        <w:rPr>
-          <w:rFonts w:ascii="Arial" w:hAnsi="Arial" w:eastAsia="Arial" w:cs="Arial"/>
-          <w:b/>
-          <w:bCs/>
-          <w:color w:val="34343c"/>
-          <w:sz w:val="23"/>
-          <w:highlight w:val="none"/>
-        </w:rPr>
-      </w:r>
-      <w:r>
-        <w:rPr>
-          <w:rFonts w:ascii="Arial" w:hAnsi="Arial" w:eastAsia="Arial" w:cs="Arial"/>
-          <w:b/>
-          <w:bCs/>
-          <w:color w:val="34343c"/>
-          <w:sz w:val="23"/>
-          <w:szCs w:val="23"/>
-          <w:highlight w:val="none"/>
-        </w:rPr>
       </w:r>
       <w:r>
         <w:rPr>
@@ -792,7 +713,7 @@
     </w:p>
     <w:p>
       <w:pPr>
-        <w:pStyle w:val="621"/>
+        <w:pStyle w:val="840"/>
         <w:numPr>
           <w:ilvl w:val="0"/>
           <w:numId w:val="3"/>
@@ -810,6 +731,12 @@
           <w:right w:val="none" w:color="000000" w:sz="4" w:space="0"/>
         </w:pBdr>
       </w:pPr>
+      <w:r>
+        <w:rPr>
+          <w:rFonts w:ascii="Arial" w:hAnsi="Arial" w:eastAsia="Arial" w:cs="Arial"/>
+          <w:sz w:val="24"/>
+        </w:rPr>
+      </w:r>
       <w:r>
         <w:rPr>
           <w:rFonts w:ascii="Arial" w:hAnsi="Arial" w:eastAsia="Arial" w:cs="Arial"/>
@@ -1160,9 +1087,413 @@
         </w:rPr>
       </w:r>
       <w:r/>
+    </w:p>
+    <w:p>
+      <w:r>
+        <w:t xml:space="preserve">Ниже приведён **пример оформления хода работы и выводов** для вашего отчёта по лабораторной работе (на основе содержимого файла *ПР4.docx*). Вы можете скопировать этот текст и доработать под свои результаты.</w:t>
+      </w:r>
       <w:r/>
     </w:p>
     <w:p>
+      <w:r/>
+      <w:r/>
+    </w:p>
+    <w:p>
+      <w:r/>
+      <w:r/>
+    </w:p>
+    <w:p>
+      <w:r>
+        <w:t xml:space="preserve">Ход работы</w:t>
+      </w:r>
+      <w:r/>
+    </w:p>
+    <w:p>
+      <w:r/>
+      <w:r/>
+    </w:p>
+    <w:p>
+      <w:r>
+        <w:t xml:space="preserve">1. Анализ уязвимости «Хранимая HTML инъекция» (Stored HTML Injection)</w:t>
+      </w:r>
+      <w:r/>
+    </w:p>
+    <w:p>
+      <w:r/>
+      <w:r/>
+    </w:p>
+    <w:p>
+      <w:r>
+        <w:t xml:space="preserve">В ходе выполнения работы были изучены материалы по теме HTML-инъекций, в частности статья на Habr:  </w:t>
+      </w:r>
+      <w:r/>
+    </w:p>
+    <w:p>
+      <w:r>
+        <w:t xml:space="preserve">[«HTML-инъекции: хранимые и отражённые»](https://habr.com/ru/companies/alexhost/articles/530862/).</w:t>
+      </w:r>
+      <w:r/>
+    </w:p>
+    <w:p>
+      <w:r/>
+      <w:r/>
+    </w:p>
+    <w:p>
+      <w:r>
+        <w:t xml:space="preserve">Было проведено тестирование уязвимости в учебном приложении:</w:t>
+      </w:r>
+      <w:r/>
+    </w:p>
+    <w:p>
+      <w:r/>
+      <w:r/>
+    </w:p>
+    <w:p>
+      <w:r>
+        <w:t xml:space="preserve">- В поля ввода, которые сохраняют данные в базе данных (комментарии, сообщения, профиль пользователя), был внедрён HTML-код, например:  </w:t>
+      </w:r>
+      <w:r/>
+    </w:p>
+    <w:p>
+      <w:r>
+        <w:t xml:space="preserve">  `&lt;script&gt;alert('XSS')&lt;/script&gt;`  </w:t>
+      </w:r>
+      <w:r/>
+    </w:p>
+    <w:p>
+      <w:r>
+        <w:t xml:space="preserve">  или  </w:t>
+      </w:r>
+      <w:r/>
+    </w:p>
+    <w:p>
+      <w:r>
+        <w:t xml:space="preserve">  `&lt;h1&gt;Взлом&lt;/h1&gt;&lt;img src=x onerror=alert(1)&gt;`.</w:t>
+      </w:r>
+      <w:r/>
+    </w:p>
+    <w:p>
+      <w:r>
+        <w:t xml:space="preserve">- После сохранения и повторного отображения страницы внедрённый код исполнялся в браузере других пользователей.</w:t>
+      </w:r>
+      <w:r/>
+    </w:p>
+    <w:p>
+      <w:r>
+        <w:t xml:space="preserve">- Таким образом, была подтверждена уязвимость **Stored HTML Injection** в текущей версии приложения.</w:t>
+      </w:r>
+      <w:r/>
+    </w:p>
+    <w:p>
+      <w:r/>
+      <w:r/>
+    </w:p>
+    <w:p>
+      <w:r>
+        <w:t xml:space="preserve">2. Изучение методов защиты</w:t>
+      </w:r>
+      <w:r/>
+    </w:p>
+    <w:p>
+      <w:r/>
+      <w:r/>
+    </w:p>
+    <w:p>
+      <w:r>
+        <w:t xml:space="preserve">На основе информации из интернет-источников были выделены следующие меры защиты от хранимых HTML-инъекций:</w:t>
+      </w:r>
+      <w:r/>
+    </w:p>
+    <w:p>
+      <w:r/>
+      <w:r/>
+    </w:p>
+    <w:p>
+      <w:r>
+        <w:t xml:space="preserve">Технические меры</w:t>
+      </w:r>
+      <w:r/>
+    </w:p>
+    <w:p>
+      <w:r>
+        <w:t xml:space="preserve">- Экранирование вывода данных с помощью `htmlspecialchars()` с параметрами `ENT_QUOTES | ENT_HTML5` и кодировкой `UTF-8`.</w:t>
+      </w:r>
+      <w:r/>
+    </w:p>
+    <w:p>
+      <w:r>
+        <w:t xml:space="preserve">- Валидация и фильтрация входных данных на сервере (например, через `filter_var()` в PHP, `strip_tags()` с осторожностью).</w:t>
+      </w:r>
+      <w:r/>
+    </w:p>
+    <w:p>
+      <w:r>
+        <w:t xml:space="preserve">- Использование Content Security Policy (CSP) для ограничения выполнения скриптов.</w:t>
+      </w:r>
+      <w:r/>
+    </w:p>
+    <w:p>
+      <w:r>
+        <w:t xml:space="preserve">- Шифрование данных (AES-256) для защиты при передаче и хранении.</w:t>
+      </w:r>
+      <w:r/>
+    </w:p>
+    <w:p>
+      <w:r>
+        <w:t xml:space="preserve">- Средства IDS/IPS, межсетевые экраны, DLP, антивирусная защита, MFA и RBAC.</w:t>
+      </w:r>
+      <w:r/>
+    </w:p>
+    <w:p>
+      <w:r/>
+      <w:r/>
+    </w:p>
+    <w:p>
+      <w:r>
+        <w:t xml:space="preserve">Организационные меры</w:t>
+      </w:r>
+      <w:r/>
+    </w:p>
+    <w:p>
+      <w:r>
+        <w:t xml:space="preserve">- Разработка регламентов ИБ.</w:t>
+      </w:r>
+      <w:r/>
+    </w:p>
+    <w:p>
+      <w:r>
+        <w:t xml:space="preserve">- Обучение сотрудников правилам безопасной работы.</w:t>
+      </w:r>
+      <w:r/>
+    </w:p>
+    <w:p>
+      <w:r>
+        <w:t xml:space="preserve">- Принцип минимальных привилегий.</w:t>
+      </w:r>
+      <w:r/>
+    </w:p>
+    <w:p>
+      <w:r>
+        <w:t xml:space="preserve">- Регулярное резервное копирование и план реагирования на инциденты.</w:t>
+      </w:r>
+      <w:r/>
+    </w:p>
+    <w:p>
+      <w:r/>
+      <w:r/>
+    </w:p>
+    <w:p>
+      <w:r>
+        <w:t xml:space="preserve">Правовые меры</w:t>
+      </w:r>
+      <w:r/>
+    </w:p>
+    <w:p>
+      <w:r>
+        <w:t xml:space="preserve">- Соблюдение требований № 152-ФЗ (персональные данные) и № 187-ФЗ (КИИ).</w:t>
+      </w:r>
+      <w:r/>
+    </w:p>
+    <w:p>
+      <w:r>
+        <w:t xml:space="preserve">- Применение норм административного и уголовного права.</w:t>
+      </w:r>
+      <w:r/>
+    </w:p>
+    <w:p>
+      <w:r/>
+      <w:r/>
+    </w:p>
+    <w:p>
+      <w:r>
+        <w:t xml:space="preserve">3. Исправление уязвимости в своём сайте</w:t>
+      </w:r>
+      <w:r/>
+    </w:p>
+    <w:p>
+      <w:r/>
+      <w:r/>
+    </w:p>
+    <w:p>
+      <w:r>
+        <w:t xml:space="preserve">Для устранения хранимой HTML-инъекции в собственном приложении был применён метод экранирования вывода:</w:t>
+      </w:r>
+      <w:r/>
+    </w:p>
+    <w:p>
+      <w:r/>
+      <w:r/>
+    </w:p>
+    <w:p>
+      <w:r>
+        <w:t xml:space="preserve">```</w:t>
+      </w:r>
+      <w:r/>
+    </w:p>
+    <w:p>
+      <w:r>
+        <w:t xml:space="preserve">php</w:t>
+      </w:r>
+      <w:r/>
+      <w:r/>
+    </w:p>
+    <w:p>
+      <w:r>
+        <w:t xml:space="preserve">echo htmlspecialchars($user_input, ENT_QUOTES | ENT_HTML5, 'UTF-8');</w:t>
+      </w:r>
+      <w:r/>
+    </w:p>
+    <w:p>
+      <w:r>
+        <w:t xml:space="preserve">```</w:t>
+      </w:r>
+      <w:r/>
+    </w:p>
+    <w:p>
+      <w:r/>
+      <w:r/>
+    </w:p>
+    <w:p>
+      <w:r>
+        <w:t xml:space="preserve">- `ENT_QUOTES` – экранирует и двойные (`"`), и одинарные (`'`) кавычки.</w:t>
+      </w:r>
+      <w:r/>
+    </w:p>
+    <w:p>
+      <w:r>
+        <w:t xml:space="preserve">- `UTF-8` – корректная обработка многобайтовых символов, предотвращающая обход фильтров.</w:t>
+      </w:r>
+      <w:r/>
+    </w:p>
+    <w:p>
+      <w:r/>
+      <w:r/>
+    </w:p>
+    <w:p>
+      <w:r>
+        <w:t xml:space="preserve">После внесения изменений повторная попытка внедрения HTML-кода привела к тому, что теги отображаются как текст (`&lt;script&gt;` → `&amp;lt;script&amp;gt;`) и не исполняются браузером.</w:t>
+      </w:r>
+      <w:r/>
+    </w:p>
+    <w:p>
+      <w:r/>
+      <w:r/>
+    </w:p>
+    <w:p>
+      <w:r/>
+      <w:r/>
+    </w:p>
+    <w:p>
+      <w:pPr>
+        <w:rPr>
+          <w:b/>
+          <w:bCs/>
+        </w:rPr>
+      </w:pPr>
+      <w:r>
+        <w:rPr>
+          <w:b/>
+          <w:bCs/>
+        </w:rPr>
+        <w:t xml:space="preserve">Выводы</w:t>
+      </w:r>
+      <w:r>
+        <w:rPr>
+          <w:b/>
+          <w:bCs/>
+        </w:rPr>
+      </w:r>
+    </w:p>
+    <w:p>
+      <w:r/>
+      <w:r/>
+    </w:p>
+    <w:p>
+      <w:r>
+        <w:t xml:space="preserve">В ходе выполнения лабораторной работы:</w:t>
+      </w:r>
+      <w:r/>
+    </w:p>
+    <w:p>
+      <w:r/>
+      <w:r/>
+    </w:p>
+    <w:p>
+      <w:r>
+        <w:t xml:space="preserve">1. Успешно воспроизведена уязвимость «Хранимая HTML-инъекция» в тестовом приложении. Показано, что при отсутствии обработки вывода злоумышленник может внедрить произвольный HTML/JavaScript-код, который будет выполняться у других пользователей.</w:t>
+      </w:r>
+      <w:r/>
+    </w:p>
+    <w:p>
+      <w:r/>
+      <w:r/>
+    </w:p>
+    <w:p>
+      <w:r>
+        <w:t xml:space="preserve">2. Изучены основные методы защиты – технические, организационные и правовые. Наиболее эффективным для веб-приложений признано сочетание:</w:t>
+      </w:r>
+      <w:r/>
+    </w:p>
+    <w:p>
+      <w:r>
+        <w:t xml:space="preserve">   - экранирования вывода (`htmlspecialchars`),</w:t>
+      </w:r>
+      <w:r/>
+    </w:p>
+    <w:p>
+      <w:r>
+        <w:t xml:space="preserve">   - валидации ввода,</w:t>
+      </w:r>
+      <w:r/>
+    </w:p>
+    <w:p>
+      <w:r>
+        <w:t xml:space="preserve">   - политики CSP.</w:t>
+      </w:r>
+      <w:r/>
+    </w:p>
+    <w:p>
+      <w:r/>
+      <w:r/>
+    </w:p>
+    <w:p>
+      <w:r>
+        <w:t xml:space="preserve">3.</w:t>
+      </w:r>
+      <w:r>
+        <w:t xml:space="preserve"> </w:t>
+      </w:r>
+      <w:r>
+        <w:t xml:space="preserve">Уязвимость в собственном сайте исправлена путём экранирования опасных символов при выводе данных. Повторные тесты подтвердили отсутствие исполнения внедрённого HTML-кода.</w:t>
+      </w:r>
+      <w:r/>
+    </w:p>
+    <w:p>
+      <w:r/>
+      <w:r/>
+    </w:p>
+    <w:p>
+      <w:r>
+        <w:t xml:space="preserve">4. Сделаны выводы о том, что безопасность веб-приложений должна обеспечиваться комплексно – не только на уровне кода, но и на уровне инфраструктуры, политик и правовых мер. Однако первая линия защиты – корректная обработка пользовательского ввода и выво</w:t>
+      </w:r>
+      <w:r>
+        <w:t xml:space="preserve">да.</w:t>
+      </w:r>
+      <w:r/>
+    </w:p>
+    <w:p>
+      <w:r/>
+      <w:r/>
+    </w:p>
+    <w:p>
+      <w:r/>
+      <w:r/>
+    </w:p>
+    <w:p>
+      <w:r>
+        <w:t xml:space="preserve">Если хотите, я могу оформить этот текст в стилистике готового документа (шрифт, таблицы, титульный лист), адаптировать под требования вашего учебного заведения или перевести в формат `.docx`. Скажите, как лучше.</w:t>
+      </w:r>
+      <w:r/>
       <w:r/>
       <w:r/>
     </w:p>
@@ -1186,7 +1517,6 @@
       <w:pPr>
         <w:spacing w:after="0" w:line="240" w:lineRule="auto"/>
       </w:pPr>
-      <w:r/>
       <w:r>
         <w:separator/>
       </w:r>
@@ -1198,7 +1528,6 @@
       <w:pPr>
         <w:spacing w:after="0" w:line="240" w:lineRule="auto"/>
       </w:pPr>
-      <w:r/>
       <w:r>
         <w:continuationSeparator/>
       </w:r>
@@ -1215,7 +1544,6 @@
       <w:pPr>
         <w:spacing w:after="0" w:line="240" w:lineRule="auto"/>
       </w:pPr>
-      <w:r/>
       <w:r>
         <w:separator/>
       </w:r>
@@ -1227,7 +1555,6 @@
       <w:pPr>
         <w:spacing w:after="0" w:line="240" w:lineRule="auto"/>
       </w:pPr>
-      <w:r/>
       <w:r>
         <w:continuationSeparator/>
       </w:r>
@@ -1848,11 +2175,11 @@
     <w:lsdException w:name="Bibliography" w:uiPriority="37"/>
     <w:lsdException w:name="TOC Heading" w:uiPriority="39" w:qFormat="1"/>
   </w:latentStyles>
-  <w:style w:type="paragraph" w:styleId="13">
+  <w:style w:type="paragraph" w:styleId="660">
     <w:name w:val="Heading 1"/>
-    <w:basedOn w:val="617"/>
-    <w:next w:val="617"/>
-    <w:link w:val="14"/>
+    <w:basedOn w:val="836"/>
+    <w:next w:val="836"/>
+    <w:link w:val="661"/>
     <w:uiPriority w:val="9"/>
     <w:qFormat/>
     <w:pPr>
@@ -1867,10 +2194,9 @@
       <w:szCs w:val="40"/>
     </w:rPr>
   </w:style>
-  <w:style w:type="character" w:styleId="14">
+  <w:style w:type="character" w:styleId="661">
     <w:name w:val="Heading 1 Char"/>
-    <w:basedOn w:val="11"/>
-    <w:link w:val="13"/>
+    <w:link w:val="660"/>
     <w:uiPriority w:val="9"/>
     <w:rPr>
       <w:rFonts w:ascii="Arial" w:hAnsi="Arial" w:eastAsia="Arial" w:cs="Arial"/>
@@ -1878,11 +2204,11 @@
       <w:szCs w:val="40"/>
     </w:rPr>
   </w:style>
-  <w:style w:type="paragraph" w:styleId="15">
+  <w:style w:type="paragraph" w:styleId="662">
     <w:name w:val="Heading 2"/>
-    <w:basedOn w:val="617"/>
-    <w:next w:val="617"/>
-    <w:link w:val="16"/>
+    <w:basedOn w:val="836"/>
+    <w:next w:val="836"/>
+    <w:link w:val="663"/>
     <w:uiPriority w:val="9"/>
     <w:unhideWhenUsed/>
     <w:qFormat/>
@@ -1897,21 +2223,20 @@
       <w:sz w:val="34"/>
     </w:rPr>
   </w:style>
-  <w:style w:type="character" w:styleId="16">
+  <w:style w:type="character" w:styleId="663">
     <w:name w:val="Heading 2 Char"/>
-    <w:basedOn w:val="11"/>
-    <w:link w:val="15"/>
+    <w:link w:val="662"/>
     <w:uiPriority w:val="9"/>
     <w:rPr>
       <w:rFonts w:ascii="Arial" w:hAnsi="Arial" w:eastAsia="Arial" w:cs="Arial"/>
       <w:sz w:val="34"/>
     </w:rPr>
   </w:style>
-  <w:style w:type="paragraph" w:styleId="17">
+  <w:style w:type="paragraph" w:styleId="664">
     <w:name w:val="Heading 3"/>
-    <w:basedOn w:val="617"/>
-    <w:next w:val="617"/>
-    <w:link w:val="18"/>
+    <w:basedOn w:val="836"/>
+    <w:next w:val="836"/>
+    <w:link w:val="665"/>
     <w:uiPriority w:val="9"/>
     <w:unhideWhenUsed/>
     <w:qFormat/>
@@ -1927,10 +2252,9 @@
       <w:szCs w:val="30"/>
     </w:rPr>
   </w:style>
-  <w:style w:type="character" w:styleId="18">
+  <w:style w:type="character" w:styleId="665">
     <w:name w:val="Heading 3 Char"/>
-    <w:basedOn w:val="11"/>
-    <w:link w:val="17"/>
+    <w:link w:val="664"/>
     <w:uiPriority w:val="9"/>
     <w:rPr>
       <w:rFonts w:ascii="Arial" w:hAnsi="Arial" w:eastAsia="Arial" w:cs="Arial"/>
@@ -1938,11 +2262,11 @@
       <w:szCs w:val="30"/>
     </w:rPr>
   </w:style>
-  <w:style w:type="paragraph" w:styleId="19">
+  <w:style w:type="paragraph" w:styleId="666">
     <w:name w:val="Heading 4"/>
-    <w:basedOn w:val="617"/>
-    <w:next w:val="617"/>
-    <w:link w:val="20"/>
+    <w:basedOn w:val="836"/>
+    <w:next w:val="836"/>
+    <w:link w:val="667"/>
     <w:uiPriority w:val="9"/>
     <w:unhideWhenUsed/>
     <w:qFormat/>
@@ -1960,10 +2284,9 @@
       <w:szCs w:val="26"/>
     </w:rPr>
   </w:style>
-  <w:style w:type="character" w:styleId="20">
+  <w:style w:type="character" w:styleId="667">
     <w:name w:val="Heading 4 Char"/>
-    <w:basedOn w:val="11"/>
-    <w:link w:val="19"/>
+    <w:link w:val="666"/>
     <w:uiPriority w:val="9"/>
     <w:rPr>
       <w:rFonts w:ascii="Arial" w:hAnsi="Arial" w:eastAsia="Arial" w:cs="Arial"/>
@@ -1973,11 +2296,11 @@
       <w:szCs w:val="26"/>
     </w:rPr>
   </w:style>
-  <w:style w:type="paragraph" w:styleId="21">
+  <w:style w:type="paragraph" w:styleId="668">
     <w:name w:val="Heading 5"/>
-    <w:basedOn w:val="617"/>
-    <w:next w:val="617"/>
-    <w:link w:val="22"/>
+    <w:basedOn w:val="836"/>
+    <w:next w:val="836"/>
+    <w:link w:val="669"/>
     <w:uiPriority w:val="9"/>
     <w:unhideWhenUsed/>
     <w:qFormat/>
@@ -1995,10 +2318,9 @@
       <w:szCs w:val="24"/>
     </w:rPr>
   </w:style>
-  <w:style w:type="character" w:styleId="22">
+  <w:style w:type="character" w:styleId="669">
     <w:name w:val="Heading 5 Char"/>
-    <w:basedOn w:val="11"/>
-    <w:link w:val="21"/>
+    <w:link w:val="668"/>
     <w:uiPriority w:val="9"/>
     <w:rPr>
       <w:rFonts w:ascii="Arial" w:hAnsi="Arial" w:eastAsia="Arial" w:cs="Arial"/>
@@ -2008,11 +2330,11 @@
       <w:szCs w:val="24"/>
     </w:rPr>
   </w:style>
-  <w:style w:type="paragraph" w:styleId="23">
+  <w:style w:type="paragraph" w:styleId="670">
     <w:name w:val="Heading 6"/>
-    <w:basedOn w:val="617"/>
-    <w:next w:val="617"/>
-    <w:link w:val="24"/>
+    <w:basedOn w:val="836"/>
+    <w:next w:val="836"/>
+    <w:link w:val="671"/>
     <w:uiPriority w:val="9"/>
     <w:unhideWhenUsed/>
     <w:qFormat/>
@@ -2030,10 +2352,9 @@
       <w:szCs w:val="22"/>
     </w:rPr>
   </w:style>
-  <w:style w:type="character" w:styleId="24">
+  <w:style w:type="character" w:styleId="671">
     <w:name w:val="Heading 6 Char"/>
-    <w:basedOn w:val="11"/>
-    <w:link w:val="23"/>
+    <w:link w:val="670"/>
     <w:uiPriority w:val="9"/>
     <w:rPr>
       <w:rFonts w:ascii="Arial" w:hAnsi="Arial" w:eastAsia="Arial" w:cs="Arial"/>
@@ -2043,11 +2364,11 @@
       <w:szCs w:val="22"/>
     </w:rPr>
   </w:style>
-  <w:style w:type="paragraph" w:styleId="25">
+  <w:style w:type="paragraph" w:styleId="672">
     <w:name w:val="Heading 7"/>
-    <w:basedOn w:val="617"/>
-    <w:next w:val="617"/>
-    <w:link w:val="26"/>
+    <w:basedOn w:val="836"/>
+    <w:next w:val="836"/>
+    <w:link w:val="673"/>
     <w:uiPriority w:val="9"/>
     <w:unhideWhenUsed/>
     <w:qFormat/>
@@ -2067,10 +2388,9 @@
       <w:szCs w:val="22"/>
     </w:rPr>
   </w:style>
-  <w:style w:type="character" w:styleId="26">
+  <w:style w:type="character" w:styleId="673">
     <w:name w:val="Heading 7 Char"/>
-    <w:basedOn w:val="11"/>
-    <w:link w:val="25"/>
+    <w:link w:val="672"/>
     <w:uiPriority w:val="9"/>
     <w:rPr>
       <w:rFonts w:ascii="Arial" w:hAnsi="Arial" w:eastAsia="Arial" w:cs="Arial"/>
@@ -2082,11 +2402,11 @@
       <w:szCs w:val="22"/>
     </w:rPr>
   </w:style>
-  <w:style w:type="paragraph" w:styleId="27">
+  <w:style w:type="paragraph" w:styleId="674">
     <w:name w:val="Heading 8"/>
-    <w:basedOn w:val="617"/>
-    <w:next w:val="617"/>
-    <w:link w:val="28"/>
+    <w:basedOn w:val="836"/>
+    <w:next w:val="836"/>
+    <w:link w:val="675"/>
     <w:uiPriority w:val="9"/>
     <w:unhideWhenUsed/>
     <w:qFormat/>
@@ -2104,10 +2424,9 @@
       <w:szCs w:val="22"/>
     </w:rPr>
   </w:style>
-  <w:style w:type="character" w:styleId="28">
+  <w:style w:type="character" w:styleId="675">
     <w:name w:val="Heading 8 Char"/>
-    <w:basedOn w:val="11"/>
-    <w:link w:val="27"/>
+    <w:link w:val="674"/>
     <w:uiPriority w:val="9"/>
     <w:rPr>
       <w:rFonts w:ascii="Arial" w:hAnsi="Arial" w:eastAsia="Arial" w:cs="Arial"/>
@@ -2117,11 +2436,11 @@
       <w:szCs w:val="22"/>
     </w:rPr>
   </w:style>
-  <w:style w:type="paragraph" w:styleId="29">
+  <w:style w:type="paragraph" w:styleId="676">
     <w:name w:val="Heading 9"/>
-    <w:basedOn w:val="617"/>
-    <w:next w:val="617"/>
-    <w:link w:val="30"/>
+    <w:basedOn w:val="836"/>
+    <w:next w:val="836"/>
+    <w:link w:val="677"/>
     <w:uiPriority w:val="9"/>
     <w:unhideWhenUsed/>
     <w:qFormat/>
@@ -2139,10 +2458,9 @@
       <w:szCs w:val="21"/>
     </w:rPr>
   </w:style>
-  <w:style w:type="character" w:styleId="30">
+  <w:style w:type="character" w:styleId="677">
     <w:name w:val="Heading 9 Char"/>
-    <w:basedOn w:val="11"/>
-    <w:link w:val="29"/>
+    <w:link w:val="676"/>
     <w:uiPriority w:val="9"/>
     <w:rPr>
       <w:rFonts w:ascii="Arial" w:hAnsi="Arial" w:eastAsia="Arial" w:cs="Arial"/>
@@ -2152,11 +2470,11 @@
       <w:szCs w:val="21"/>
     </w:rPr>
   </w:style>
-  <w:style w:type="paragraph" w:styleId="34">
+  <w:style w:type="paragraph" w:styleId="678">
     <w:name w:val="Title"/>
-    <w:basedOn w:val="617"/>
-    <w:next w:val="617"/>
-    <w:link w:val="35"/>
+    <w:basedOn w:val="836"/>
+    <w:next w:val="836"/>
+    <w:link w:val="679"/>
     <w:uiPriority w:val="10"/>
     <w:qFormat/>
     <w:pPr>
@@ -2168,21 +2486,20 @@
       <w:szCs w:val="48"/>
     </w:rPr>
   </w:style>
-  <w:style w:type="character" w:styleId="35">
+  <w:style w:type="character" w:styleId="679">
     <w:name w:val="Title Char"/>
-    <w:basedOn w:val="11"/>
-    <w:link w:val="34"/>
+    <w:link w:val="678"/>
     <w:uiPriority w:val="10"/>
     <w:rPr>
       <w:sz w:val="48"/>
       <w:szCs w:val="48"/>
     </w:rPr>
   </w:style>
-  <w:style w:type="paragraph" w:styleId="36">
+  <w:style w:type="paragraph" w:styleId="680">
     <w:name w:val="Subtitle"/>
-    <w:basedOn w:val="617"/>
-    <w:next w:val="617"/>
-    <w:link w:val="37"/>
+    <w:basedOn w:val="836"/>
+    <w:next w:val="836"/>
+    <w:link w:val="681"/>
     <w:uiPriority w:val="11"/>
     <w:qFormat/>
     <w:pPr>
@@ -2193,21 +2510,20 @@
       <w:szCs w:val="24"/>
     </w:rPr>
   </w:style>
-  <w:style w:type="character" w:styleId="37">
+  <w:style w:type="character" w:styleId="681">
     <w:name w:val="Subtitle Char"/>
-    <w:basedOn w:val="11"/>
-    <w:link w:val="36"/>
+    <w:link w:val="680"/>
     <w:uiPriority w:val="11"/>
     <w:rPr>
       <w:sz w:val="24"/>
       <w:szCs w:val="24"/>
     </w:rPr>
   </w:style>
-  <w:style w:type="paragraph" w:styleId="38">
+  <w:style w:type="paragraph" w:styleId="682">
     <w:name w:val="Quote"/>
-    <w:basedOn w:val="617"/>
-    <w:next w:val="617"/>
-    <w:link w:val="39"/>
+    <w:basedOn w:val="836"/>
+    <w:next w:val="836"/>
+    <w:link w:val="683"/>
     <w:uiPriority w:val="29"/>
     <w:qFormat/>
     <w:pPr>
@@ -2217,19 +2533,19 @@
       <w:i/>
     </w:rPr>
   </w:style>
-  <w:style w:type="character" w:styleId="39">
+  <w:style w:type="character" w:styleId="683">
     <w:name w:val="Quote Char"/>
-    <w:link w:val="38"/>
+    <w:link w:val="682"/>
     <w:uiPriority w:val="29"/>
     <w:rPr>
       <w:i/>
     </w:rPr>
   </w:style>
-  <w:style w:type="paragraph" w:styleId="40">
+  <w:style w:type="paragraph" w:styleId="684">
     <w:name w:val="Intense Quote"/>
-    <w:basedOn w:val="617"/>
-    <w:next w:val="617"/>
-    <w:link w:val="41"/>
+    <w:basedOn w:val="836"/>
+    <w:next w:val="836"/>
+    <w:link w:val="685"/>
     <w:uiPriority w:val="30"/>
     <w:qFormat/>
     <w:pPr>
@@ -2247,18 +2563,18 @@
       <w:i/>
     </w:rPr>
   </w:style>
-  <w:style w:type="character" w:styleId="41">
+  <w:style w:type="character" w:styleId="685">
     <w:name w:val="Intense Quote Char"/>
-    <w:link w:val="40"/>
+    <w:link w:val="684"/>
     <w:uiPriority w:val="30"/>
     <w:rPr>
       <w:i/>
     </w:rPr>
   </w:style>
-  <w:style w:type="paragraph" w:styleId="42">
+  <w:style w:type="paragraph" w:styleId="686">
     <w:name w:val="Header"/>
-    <w:basedOn w:val="617"/>
-    <w:link w:val="43"/>
+    <w:basedOn w:val="836"/>
+    <w:link w:val="687"/>
     <w:uiPriority w:val="99"/>
     <w:unhideWhenUsed/>
     <w:pPr>
@@ -2269,16 +2585,15 @@
       </w:tabs>
     </w:pPr>
   </w:style>
-  <w:style w:type="character" w:styleId="43">
+  <w:style w:type="character" w:styleId="687">
     <w:name w:val="Header Char"/>
-    <w:basedOn w:val="11"/>
-    <w:link w:val="42"/>
+    <w:link w:val="686"/>
     <w:uiPriority w:val="99"/>
   </w:style>
-  <w:style w:type="paragraph" w:styleId="44">
+  <w:style w:type="paragraph" w:styleId="688">
     <w:name w:val="Footer"/>
-    <w:basedOn w:val="617"/>
-    <w:link w:val="47"/>
+    <w:basedOn w:val="836"/>
+    <w:link w:val="691"/>
     <w:uiPriority w:val="99"/>
     <w:unhideWhenUsed/>
     <w:pPr>
@@ -2289,16 +2604,16 @@
       </w:tabs>
     </w:pPr>
   </w:style>
-  <w:style w:type="character" w:styleId="45">
+  <w:style w:type="character" w:styleId="689">
     <w:name w:val="Footer Char"/>
-    <w:basedOn w:val="11"/>
-    <w:link w:val="44"/>
+    <w:link w:val="688"/>
     <w:uiPriority w:val="99"/>
   </w:style>
-  <w:style w:type="paragraph" w:styleId="46">
+  <w:style w:type="paragraph" w:styleId="690">
     <w:name w:val="Caption"/>
-    <w:basedOn w:val="617"/>
-    <w:next w:val="617"/>
+    <w:basedOn w:val="836"/>
+    <w:next w:val="836"/>
+    <w:link w:val="691"/>
     <w:uiPriority w:val="35"/>
     <w:semiHidden/>
     <w:unhideWhenUsed/>
@@ -2314,15 +2629,15 @@
       <w:szCs w:val="18"/>
     </w:rPr>
   </w:style>
-  <w:style w:type="character" w:styleId="47">
+  <w:style w:type="character" w:styleId="691">
     <w:name w:val="Caption Char"/>
-    <w:basedOn w:val="46"/>
-    <w:link w:val="44"/>
+    <w:basedOn w:val="690"/>
+    <w:link w:val="688"/>
     <w:uiPriority w:val="99"/>
   </w:style>
-  <w:style w:type="table" w:styleId="48">
+  <w:style w:type="table" w:styleId="692">
     <w:name w:val="Table Grid"/>
-    <w:basedOn w:val="618"/>
+    <w:basedOn w:val="837"/>
     <w:uiPriority w:val="59"/>
     <w:pPr>
       <w:spacing w:after="0" w:line="240" w:lineRule="auto"/>
@@ -2345,9 +2660,9 @@
       </w:tblCellMar>
     </w:tblPr>
   </w:style>
-  <w:style w:type="table" w:styleId="49">
+  <w:style w:type="table" w:styleId="693">
     <w:name w:val="Table Grid Light"/>
-    <w:basedOn w:val="618"/>
+    <w:basedOn w:val="837"/>
     <w:uiPriority w:val="59"/>
     <w:pPr>
       <w:spacing w:after="0" w:line="240" w:lineRule="auto"/>
@@ -2370,9 +2685,9 @@
       </w:tblCellMar>
     </w:tblPr>
   </w:style>
-  <w:style w:type="table" w:styleId="50">
+  <w:style w:type="table" w:styleId="694">
     <w:name w:val="Plain Table 1"/>
-    <w:basedOn w:val="618"/>
+    <w:basedOn w:val="837"/>
     <w:uiPriority w:val="59"/>
     <w:pPr>
       <w:spacing w:after="0" w:line="240" w:lineRule="auto"/>
@@ -2437,9 +2752,9 @@
       </w:rPr>
     </w:tblStylePr>
   </w:style>
-  <w:style w:type="table" w:styleId="51">
+  <w:style w:type="table" w:styleId="695">
     <w:name w:val="Plain Table 2"/>
-    <w:basedOn w:val="618"/>
+    <w:basedOn w:val="837"/>
     <w:uiPriority w:val="59"/>
     <w:pPr>
       <w:spacing w:after="0" w:line="240" w:lineRule="auto"/>
@@ -2522,9 +2837,9 @@
       </w:rPr>
     </w:tblStylePr>
   </w:style>
-  <w:style w:type="table" w:styleId="52">
+  <w:style w:type="table" w:styleId="696">
     <w:name w:val="Plain Table 3"/>
-    <w:basedOn w:val="618"/>
+    <w:basedOn w:val="837"/>
     <w:uiPriority w:val="99"/>
     <w:pPr>
       <w:spacing w:after="0" w:line="240" w:lineRule="auto"/>
@@ -2599,9 +2914,9 @@
       </w:rPr>
     </w:tblStylePr>
   </w:style>
-  <w:style w:type="table" w:styleId="53">
+  <w:style w:type="table" w:styleId="697">
     <w:name w:val="Plain Table 4"/>
-    <w:basedOn w:val="618"/>
+    <w:basedOn w:val="837"/>
     <w:uiPriority w:val="99"/>
     <w:pPr>
       <w:spacing w:after="0" w:line="240" w:lineRule="auto"/>
@@ -2656,9 +2971,9 @@
       </w:rPr>
     </w:tblStylePr>
   </w:style>
-  <w:style w:type="table" w:styleId="54">
+  <w:style w:type="table" w:styleId="698">
     <w:name w:val="Plain Table 5"/>
-    <w:basedOn w:val="618"/>
+    <w:basedOn w:val="837"/>
     <w:uiPriority w:val="99"/>
     <w:pPr>
       <w:spacing w:after="0" w:line="240" w:lineRule="auto"/>
@@ -2744,9 +3059,9 @@
       </w:tcPr>
     </w:tblStylePr>
   </w:style>
-  <w:style w:type="table" w:styleId="55">
+  <w:style w:type="table" w:styleId="699">
     <w:name w:val="Grid Table 1 Light"/>
-    <w:basedOn w:val="618"/>
+    <w:basedOn w:val="837"/>
     <w:uiPriority w:val="99"/>
     <w:pPr>
       <w:spacing w:after="0" w:line="240" w:lineRule="auto"/>
@@ -2809,9 +3124,9 @@
       </w:rPr>
     </w:tblStylePr>
   </w:style>
-  <w:style w:type="table" w:styleId="56">
+  <w:style w:type="table" w:styleId="700">
     <w:name w:val="Grid Table 1 Light - Accent 1"/>
-    <w:basedOn w:val="618"/>
+    <w:basedOn w:val="837"/>
     <w:uiPriority w:val="99"/>
     <w:pPr>
       <w:spacing w:after="0" w:line="240" w:lineRule="auto"/>
@@ -2874,9 +3189,9 @@
       </w:rPr>
     </w:tblStylePr>
   </w:style>
-  <w:style w:type="table" w:styleId="57">
+  <w:style w:type="table" w:styleId="701">
     <w:name w:val="Grid Table 1 Light - Accent 2"/>
-    <w:basedOn w:val="618"/>
+    <w:basedOn w:val="837"/>
     <w:uiPriority w:val="99"/>
     <w:pPr>
       <w:spacing w:after="0" w:line="240" w:lineRule="auto"/>
@@ -2939,9 +3254,9 @@
       </w:rPr>
     </w:tblStylePr>
   </w:style>
-  <w:style w:type="table" w:styleId="58">
+  <w:style w:type="table" w:styleId="702">
     <w:name w:val="Grid Table 1 Light - Accent 3"/>
-    <w:basedOn w:val="618"/>
+    <w:basedOn w:val="837"/>
     <w:uiPriority w:val="99"/>
     <w:pPr>
       <w:spacing w:after="0" w:line="240" w:lineRule="auto"/>
@@ -3004,9 +3319,9 @@
       </w:rPr>
     </w:tblStylePr>
   </w:style>
-  <w:style w:type="table" w:styleId="59">
+  <w:style w:type="table" w:styleId="703">
     <w:name w:val="Grid Table 1 Light - Accent 4"/>
-    <w:basedOn w:val="618"/>
+    <w:basedOn w:val="837"/>
     <w:uiPriority w:val="99"/>
     <w:pPr>
       <w:spacing w:after="0" w:line="240" w:lineRule="auto"/>
@@ -3069,9 +3384,9 @@
       </w:rPr>
     </w:tblStylePr>
   </w:style>
-  <w:style w:type="table" w:styleId="60">
+  <w:style w:type="table" w:styleId="704">
     <w:name w:val="Grid Table 1 Light - Accent 5"/>
-    <w:basedOn w:val="618"/>
+    <w:basedOn w:val="837"/>
     <w:uiPriority w:val="99"/>
     <w:pPr>
       <w:spacing w:after="0" w:line="240" w:lineRule="auto"/>
@@ -3134,9 +3449,9 @@
       </w:rPr>
     </w:tblStylePr>
   </w:style>
-  <w:style w:type="table" w:styleId="61">
+  <w:style w:type="table" w:styleId="705">
     <w:name w:val="Grid Table 1 Light - Accent 6"/>
-    <w:basedOn w:val="618"/>
+    <w:basedOn w:val="837"/>
     <w:uiPriority w:val="99"/>
     <w:pPr>
       <w:spacing w:after="0" w:line="240" w:lineRule="auto"/>
@@ -3199,9 +3514,9 @@
       </w:rPr>
     </w:tblStylePr>
   </w:style>
-  <w:style w:type="table" w:styleId="62">
+  <w:style w:type="table" w:styleId="706">
     <w:name w:val="Grid Table 2"/>
-    <w:basedOn w:val="618"/>
+    <w:basedOn w:val="837"/>
     <w:uiPriority w:val="99"/>
     <w:pPr>
       <w:spacing w:after="0" w:line="240" w:lineRule="auto"/>
@@ -3279,9 +3594,9 @@
       </w:tcPr>
     </w:tblStylePr>
   </w:style>
-  <w:style w:type="table" w:styleId="63">
+  <w:style w:type="table" w:styleId="707">
     <w:name w:val="Grid Table 2 - Accent 1"/>
-    <w:basedOn w:val="618"/>
+    <w:basedOn w:val="837"/>
     <w:uiPriority w:val="99"/>
     <w:pPr>
       <w:spacing w:after="0" w:line="240" w:lineRule="auto"/>
@@ -3359,9 +3674,9 @@
       </w:tcPr>
     </w:tblStylePr>
   </w:style>
-  <w:style w:type="table" w:styleId="64">
+  <w:style w:type="table" w:styleId="708">
     <w:name w:val="Grid Table 2 - Accent 2"/>
-    <w:basedOn w:val="618"/>
+    <w:basedOn w:val="837"/>
     <w:uiPriority w:val="99"/>
     <w:pPr>
       <w:spacing w:after="0" w:line="240" w:lineRule="auto"/>
@@ -3439,9 +3754,9 @@
       </w:tcPr>
     </w:tblStylePr>
   </w:style>
-  <w:style w:type="table" w:styleId="65">
+  <w:style w:type="table" w:styleId="709">
     <w:name w:val="Grid Table 2 - Accent 3"/>
-    <w:basedOn w:val="618"/>
+    <w:basedOn w:val="837"/>
     <w:uiPriority w:val="99"/>
     <w:pPr>
       <w:spacing w:after="0" w:line="240" w:lineRule="auto"/>
@@ -3519,9 +3834,9 @@
       </w:tcPr>
     </w:tblStylePr>
   </w:style>
-  <w:style w:type="table" w:styleId="66">
+  <w:style w:type="table" w:styleId="710">
     <w:name w:val="Grid Table 2 - Accent 4"/>
-    <w:basedOn w:val="618"/>
+    <w:basedOn w:val="837"/>
     <w:uiPriority w:val="99"/>
     <w:pPr>
       <w:spacing w:after="0" w:line="240" w:lineRule="auto"/>
@@ -3599,9 +3914,9 @@
       </w:tcPr>
     </w:tblStylePr>
   </w:style>
-  <w:style w:type="table" w:styleId="67">
+  <w:style w:type="table" w:styleId="711">
     <w:name w:val="Grid Table 2 - Accent 5"/>
-    <w:basedOn w:val="618"/>
+    <w:basedOn w:val="837"/>
     <w:uiPriority w:val="99"/>
     <w:pPr>
       <w:spacing w:after="0" w:line="240" w:lineRule="auto"/>
@@ -3679,9 +3994,9 @@
       </w:tcPr>
     </w:tblStylePr>
   </w:style>
-  <w:style w:type="table" w:styleId="68">
+  <w:style w:type="table" w:styleId="712">
     <w:name w:val="Grid Table 2 - Accent 6"/>
-    <w:basedOn w:val="618"/>
+    <w:basedOn w:val="837"/>
     <w:uiPriority w:val="99"/>
     <w:pPr>
       <w:spacing w:after="0" w:line="240" w:lineRule="auto"/>
@@ -3759,9 +4074,9 @@
       </w:tcPr>
     </w:tblStylePr>
   </w:style>
-  <w:style w:type="table" w:styleId="69">
+  <w:style w:type="table" w:styleId="713">
     <w:name w:val="Grid Table 3"/>
-    <w:basedOn w:val="618"/>
+    <w:basedOn w:val="837"/>
     <w:uiPriority w:val="99"/>
     <w:pPr>
       <w:spacing w:after="0" w:line="240" w:lineRule="auto"/>
@@ -3805,7 +4120,7 @@
         <w:jc w:val="right"/>
       </w:pPr>
       <w:tcPr>
-        <w:shd w:color="ffffff"/>
+        <w:shd w:val="clear" w:color="ffffff"/>
         <w:tcBorders>
           <w:top w:val="none" w:color="000000" w:sz="4" w:space="0"/>
           <w:left w:val="none" w:color="000000" w:sz="4" w:space="0"/>
@@ -3835,7 +4150,7 @@
         <w:color w:val="404040"/>
       </w:rPr>
       <w:tcPr>
-        <w:shd w:color="ffffff"/>
+        <w:shd w:val="clear" w:color="ffffff"/>
         <w:tcBorders>
           <w:top w:val="none" w:color="000000" w:sz="4" w:space="0"/>
           <w:left w:val="none" w:color="000000" w:sz="4" w:space="0"/>
@@ -3860,9 +4175,9 @@
       </w:tcPr>
     </w:tblStylePr>
   </w:style>
-  <w:style w:type="table" w:styleId="70">
+  <w:style w:type="table" w:styleId="714">
     <w:name w:val="Grid Table 3 - Accent 1"/>
-    <w:basedOn w:val="618"/>
+    <w:basedOn w:val="837"/>
     <w:uiPriority w:val="99"/>
     <w:pPr>
       <w:spacing w:after="0" w:line="240" w:lineRule="auto"/>
@@ -3906,7 +4221,7 @@
         <w:jc w:val="right"/>
       </w:pPr>
       <w:tcPr>
-        <w:shd w:color="ffffff"/>
+        <w:shd w:val="clear" w:color="ffffff"/>
         <w:tcBorders>
           <w:top w:val="none" w:color="000000" w:sz="4" w:space="0"/>
           <w:left w:val="none" w:color="000000" w:sz="4" w:space="0"/>
@@ -3936,7 +4251,7 @@
         <w:color w:val="404040"/>
       </w:rPr>
       <w:tcPr>
-        <w:shd w:color="ffffff"/>
+        <w:shd w:val="clear" w:color="ffffff"/>
         <w:tcBorders>
           <w:top w:val="none" w:color="000000" w:sz="4" w:space="0"/>
           <w:left w:val="none" w:color="000000" w:sz="4" w:space="0"/>
@@ -3961,9 +4276,9 @@
       </w:tcPr>
     </w:tblStylePr>
   </w:style>
-  <w:style w:type="table" w:styleId="71">
+  <w:style w:type="table" w:styleId="715">
     <w:name w:val="Grid Table 3 - Accent 2"/>
-    <w:basedOn w:val="618"/>
+    <w:basedOn w:val="837"/>
     <w:uiPriority w:val="99"/>
     <w:pPr>
       <w:spacing w:after="0" w:line="240" w:lineRule="auto"/>
@@ -4007,7 +4322,7 @@
         <w:jc w:val="right"/>
       </w:pPr>
       <w:tcPr>
-        <w:shd w:color="ffffff"/>
+        <w:shd w:val="clear" w:color="ffffff"/>
         <w:tcBorders>
           <w:top w:val="none" w:color="000000" w:sz="4" w:space="0"/>
           <w:left w:val="none" w:color="000000" w:sz="4" w:space="0"/>
@@ -4037,7 +4352,7 @@
         <w:color w:val="404040"/>
       </w:rPr>
       <w:tcPr>
-        <w:shd w:color="ffffff"/>
+        <w:shd w:val="clear" w:color="ffffff"/>
         <w:tcBorders>
           <w:top w:val="none" w:color="000000" w:sz="4" w:space="0"/>
           <w:left w:val="none" w:color="000000" w:sz="4" w:space="0"/>
@@ -4062,9 +4377,9 @@
       </w:tcPr>
     </w:tblStylePr>
   </w:style>
-  <w:style w:type="table" w:styleId="72">
+  <w:style w:type="table" w:styleId="716">
     <w:name w:val="Grid Table 3 - Accent 3"/>
-    <w:basedOn w:val="618"/>
+    <w:basedOn w:val="837"/>
     <w:uiPriority w:val="99"/>
     <w:pPr>
       <w:spacing w:after="0" w:line="240" w:lineRule="auto"/>
@@ -4108,7 +4423,7 @@
         <w:jc w:val="right"/>
       </w:pPr>
       <w:tcPr>
-        <w:shd w:color="ffffff"/>
+        <w:shd w:val="clear" w:color="ffffff"/>
         <w:tcBorders>
           <w:top w:val="none" w:color="000000" w:sz="4" w:space="0"/>
           <w:left w:val="none" w:color="000000" w:sz="4" w:space="0"/>
@@ -4138,7 +4453,7 @@
         <w:color w:val="404040"/>
       </w:rPr>
       <w:tcPr>
-        <w:shd w:color="ffffff"/>
+        <w:shd w:val="clear" w:color="ffffff"/>
         <w:tcBorders>
           <w:top w:val="none" w:color="000000" w:sz="4" w:space="0"/>
           <w:left w:val="none" w:color="000000" w:sz="4" w:space="0"/>
@@ -4163,9 +4478,9 @@
       </w:tcPr>
     </w:tblStylePr>
   </w:style>
-  <w:style w:type="table" w:styleId="73">
+  <w:style w:type="table" w:styleId="717">
     <w:name w:val="Grid Table 3 - Accent 4"/>
-    <w:basedOn w:val="618"/>
+    <w:basedOn w:val="837"/>
     <w:uiPriority w:val="99"/>
     <w:pPr>
       <w:spacing w:after="0" w:line="240" w:lineRule="auto"/>
@@ -4209,7 +4524,7 @@
         <w:jc w:val="right"/>
       </w:pPr>
       <w:tcPr>
-        <w:shd w:color="ffffff"/>
+        <w:shd w:val="clear" w:color="ffffff"/>
         <w:tcBorders>
           <w:top w:val="none" w:color="000000" w:sz="4" w:space="0"/>
           <w:left w:val="none" w:color="000000" w:sz="4" w:space="0"/>
@@ -4239,7 +4554,7 @@
         <w:color w:val="404040"/>
       </w:rPr>
       <w:tcPr>
-        <w:shd w:color="ffffff"/>
+        <w:shd w:val="clear" w:color="ffffff"/>
         <w:tcBorders>
           <w:top w:val="none" w:color="000000" w:sz="4" w:space="0"/>
           <w:left w:val="none" w:color="000000" w:sz="4" w:space="0"/>
@@ -4264,9 +4579,9 @@
       </w:tcPr>
     </w:tblStylePr>
   </w:style>
-  <w:style w:type="table" w:styleId="74">
+  <w:style w:type="table" w:styleId="718">
     <w:name w:val="Grid Table 3 - Accent 5"/>
-    <w:basedOn w:val="618"/>
+    <w:basedOn w:val="837"/>
     <w:uiPriority w:val="99"/>
     <w:pPr>
       <w:spacing w:after="0" w:line="240" w:lineRule="auto"/>
@@ -4310,7 +4625,7 @@
         <w:jc w:val="right"/>
       </w:pPr>
       <w:tcPr>
-        <w:shd w:color="ffffff"/>
+        <w:shd w:val="clear" w:color="ffffff"/>
         <w:tcBorders>
           <w:top w:val="none" w:color="000000" w:sz="4" w:space="0"/>
           <w:left w:val="none" w:color="000000" w:sz="4" w:space="0"/>
@@ -4340,7 +4655,7 @@
         <w:color w:val="404040"/>
       </w:rPr>
       <w:tcPr>
-        <w:shd w:color="ffffff"/>
+        <w:shd w:val="clear" w:color="ffffff"/>
         <w:tcBorders>
           <w:top w:val="none" w:color="000000" w:sz="4" w:space="0"/>
           <w:left w:val="none" w:color="000000" w:sz="4" w:space="0"/>
@@ -4365,9 +4680,9 @@
       </w:tcPr>
     </w:tblStylePr>
   </w:style>
-  <w:style w:type="table" w:styleId="75">
+  <w:style w:type="table" w:styleId="719">
     <w:name w:val="Grid Table 3 - Accent 6"/>
-    <w:basedOn w:val="618"/>
+    <w:basedOn w:val="837"/>
     <w:uiPriority w:val="99"/>
     <w:pPr>
       <w:spacing w:after="0" w:line="240" w:lineRule="auto"/>
@@ -4411,7 +4726,7 @@
         <w:jc w:val="right"/>
       </w:pPr>
       <w:tcPr>
-        <w:shd w:color="ffffff"/>
+        <w:shd w:val="clear" w:color="ffffff"/>
         <w:tcBorders>
           <w:top w:val="none" w:color="000000" w:sz="4" w:space="0"/>
           <w:left w:val="none" w:color="000000" w:sz="4" w:space="0"/>
@@ -4441,7 +4756,7 @@
         <w:color w:val="404040"/>
       </w:rPr>
       <w:tcPr>
-        <w:shd w:color="ffffff"/>
+        <w:shd w:val="clear" w:color="ffffff"/>
         <w:tcBorders>
           <w:top w:val="none" w:color="000000" w:sz="4" w:space="0"/>
           <w:left w:val="none" w:color="000000" w:sz="4" w:space="0"/>
@@ -4466,9 +4781,9 @@
       </w:tcPr>
     </w:tblStylePr>
   </w:style>
-  <w:style w:type="table" w:styleId="76">
+  <w:style w:type="table" w:styleId="720">
     <w:name w:val="Grid Table 4"/>
-    <w:basedOn w:val="618"/>
+    <w:basedOn w:val="837"/>
     <w:uiPriority w:val="59"/>
     <w:pPr>
       <w:spacing w:after="0" w:line="240" w:lineRule="auto"/>
@@ -4547,9 +4862,9 @@
       </w:tcPr>
     </w:tblStylePr>
   </w:style>
-  <w:style w:type="table" w:styleId="77">
+  <w:style w:type="table" w:styleId="721">
     <w:name w:val="Grid Table 4 - Accent 1"/>
-    <w:basedOn w:val="618"/>
+    <w:basedOn w:val="837"/>
     <w:uiPriority w:val="59"/>
     <w:pPr>
       <w:spacing w:after="0" w:line="240" w:lineRule="auto"/>
@@ -4628,9 +4943,9 @@
       </w:tcPr>
     </w:tblStylePr>
   </w:style>
-  <w:style w:type="table" w:styleId="78">
+  <w:style w:type="table" w:styleId="722">
     <w:name w:val="Grid Table 4 - Accent 2"/>
-    <w:basedOn w:val="618"/>
+    <w:basedOn w:val="837"/>
     <w:uiPriority w:val="59"/>
     <w:pPr>
       <w:spacing w:after="0" w:line="240" w:lineRule="auto"/>
@@ -4709,9 +5024,9 @@
       </w:tcPr>
     </w:tblStylePr>
   </w:style>
-  <w:style w:type="table" w:styleId="79">
+  <w:style w:type="table" w:styleId="723">
     <w:name w:val="Grid Table 4 - Accent 3"/>
-    <w:basedOn w:val="618"/>
+    <w:basedOn w:val="837"/>
     <w:uiPriority w:val="59"/>
     <w:pPr>
       <w:spacing w:after="0" w:line="240" w:lineRule="auto"/>
@@ -4790,9 +5105,9 @@
       </w:tcPr>
     </w:tblStylePr>
   </w:style>
-  <w:style w:type="table" w:styleId="80">
+  <w:style w:type="table" w:styleId="724">
     <w:name w:val="Grid Table 4 - Accent 4"/>
-    <w:basedOn w:val="618"/>
+    <w:basedOn w:val="837"/>
     <w:uiPriority w:val="59"/>
     <w:pPr>
       <w:spacing w:after="0" w:line="240" w:lineRule="auto"/>
@@ -4871,9 +5186,9 @@
       </w:tcPr>
     </w:tblStylePr>
   </w:style>
-  <w:style w:type="table" w:styleId="81">
+  <w:style w:type="table" w:styleId="725">
     <w:name w:val="Grid Table 4 - Accent 5"/>
-    <w:basedOn w:val="618"/>
+    <w:basedOn w:val="837"/>
     <w:uiPriority w:val="59"/>
     <w:pPr>
       <w:spacing w:after="0" w:line="240" w:lineRule="auto"/>
@@ -4952,9 +5267,9 @@
       </w:tcPr>
     </w:tblStylePr>
   </w:style>
-  <w:style w:type="table" w:styleId="82">
+  <w:style w:type="table" w:styleId="726">
     <w:name w:val="Grid Table 4 - Accent 6"/>
-    <w:basedOn w:val="618"/>
+    <w:basedOn w:val="837"/>
     <w:uiPriority w:val="59"/>
     <w:pPr>
       <w:spacing w:after="0" w:line="240" w:lineRule="auto"/>
@@ -5033,9 +5348,9 @@
       </w:tcPr>
     </w:tblStylePr>
   </w:style>
-  <w:style w:type="table" w:styleId="83">
+  <w:style w:type="table" w:styleId="727">
     <w:name w:val="Grid Table 5 Dark"/>
-    <w:basedOn w:val="618"/>
+    <w:basedOn w:val="837"/>
     <w:uiPriority w:val="99"/>
     <w:pPr>
       <w:spacing w:after="0" w:line="240" w:lineRule="auto"/>
@@ -5112,9 +5427,9 @@
       </w:tcPr>
     </w:tblStylePr>
   </w:style>
-  <w:style w:type="table" w:styleId="84">
+  <w:style w:type="table" w:styleId="728">
     <w:name w:val="Grid Table 5 Dark- Accent 1"/>
-    <w:basedOn w:val="618"/>
+    <w:basedOn w:val="837"/>
     <w:uiPriority w:val="99"/>
     <w:pPr>
       <w:spacing w:after="0" w:line="240" w:lineRule="auto"/>
@@ -5191,9 +5506,9 @@
       </w:tcPr>
     </w:tblStylePr>
   </w:style>
-  <w:style w:type="table" w:styleId="85">
+  <w:style w:type="table" w:styleId="729">
     <w:name w:val="Grid Table 5 Dark - Accent 2"/>
-    <w:basedOn w:val="618"/>
+    <w:basedOn w:val="837"/>
     <w:uiPriority w:val="99"/>
     <w:pPr>
       <w:spacing w:after="0" w:line="240" w:lineRule="auto"/>
@@ -5270,9 +5585,9 @@
       </w:tcPr>
     </w:tblStylePr>
   </w:style>
-  <w:style w:type="table" w:styleId="86">
+  <w:style w:type="table" w:styleId="730">
     <w:name w:val="Grid Table 5 Dark - Accent 3"/>
-    <w:basedOn w:val="618"/>
+    <w:basedOn w:val="837"/>
     <w:uiPriority w:val="99"/>
     <w:pPr>
       <w:spacing w:after="0" w:line="240" w:lineRule="auto"/>
@@ -5349,9 +5664,9 @@
       </w:tcPr>
     </w:tblStylePr>
   </w:style>
-  <w:style w:type="table" w:styleId="87">
+  <w:style w:type="table" w:styleId="731">
     <w:name w:val="Grid Table 5 Dark- Accent 4"/>
-    <w:basedOn w:val="618"/>
+    <w:basedOn w:val="837"/>
     <w:uiPriority w:val="99"/>
     <w:pPr>
       <w:spacing w:after="0" w:line="240" w:lineRule="auto"/>
@@ -5428,9 +5743,9 @@
       </w:tcPr>
     </w:tblStylePr>
   </w:style>
-  <w:style w:type="table" w:styleId="88">
+  <w:style w:type="table" w:styleId="732">
     <w:name w:val="Grid Table 5 Dark - Accent 5"/>
-    <w:basedOn w:val="618"/>
+    <w:basedOn w:val="837"/>
     <w:uiPriority w:val="99"/>
     <w:pPr>
       <w:spacing w:after="0" w:line="240" w:lineRule="auto"/>
@@ -5507,9 +5822,9 @@
       </w:tcPr>
     </w:tblStylePr>
   </w:style>
-  <w:style w:type="table" w:styleId="89">
+  <w:style w:type="table" w:styleId="733">
     <w:name w:val="Grid Table 5 Dark - Accent 6"/>
-    <w:basedOn w:val="618"/>
+    <w:basedOn w:val="837"/>
     <w:uiPriority w:val="99"/>
     <w:pPr>
       <w:spacing w:after="0" w:line="240" w:lineRule="auto"/>
@@ -5586,9 +5901,9 @@
       </w:tcPr>
     </w:tblStylePr>
   </w:style>
-  <w:style w:type="table" w:styleId="90">
+  <w:style w:type="table" w:styleId="734">
     <w:name w:val="Grid Table 6 Colorful"/>
-    <w:basedOn w:val="618"/>
+    <w:basedOn w:val="837"/>
     <w:uiPriority w:val="99"/>
     <w:pPr>
       <w:spacing w:after="0" w:line="240" w:lineRule="auto"/>
@@ -5665,9 +5980,9 @@
       </w:rPr>
     </w:tblStylePr>
   </w:style>
-  <w:style w:type="table" w:styleId="91">
+  <w:style w:type="table" w:styleId="735">
     <w:name w:val="Grid Table 6 Colorful - Accent 1"/>
-    <w:basedOn w:val="618"/>
+    <w:basedOn w:val="837"/>
     <w:uiPriority w:val="99"/>
     <w:pPr>
       <w:spacing w:after="0" w:line="240" w:lineRule="auto"/>
@@ -5744,9 +6059,9 @@
       </w:rPr>
     </w:tblStylePr>
   </w:style>
-  <w:style w:type="table" w:styleId="92">
+  <w:style w:type="table" w:styleId="736">
     <w:name w:val="Grid Table 6 Colorful - Accent 2"/>
-    <w:basedOn w:val="618"/>
+    <w:basedOn w:val="837"/>
     <w:uiPriority w:val="99"/>
     <w:pPr>
       <w:spacing w:after="0" w:line="240" w:lineRule="auto"/>
@@ -5823,9 +6138,9 @@
       </w:rPr>
     </w:tblStylePr>
   </w:style>
-  <w:style w:type="table" w:styleId="93">
+  <w:style w:type="table" w:styleId="737">
     <w:name w:val="Grid Table 6 Colorful - Accent 3"/>
-    <w:basedOn w:val="618"/>
+    <w:basedOn w:val="837"/>
     <w:uiPriority w:val="99"/>
     <w:pPr>
       <w:spacing w:after="0" w:line="240" w:lineRule="auto"/>
@@ -5902,9 +6217,9 @@
       </w:rPr>
     </w:tblStylePr>
   </w:style>
-  <w:style w:type="table" w:styleId="94">
+  <w:style w:type="table" w:styleId="738">
     <w:name w:val="Grid Table 6 Colorful - Accent 4"/>
-    <w:basedOn w:val="618"/>
+    <w:basedOn w:val="837"/>
     <w:uiPriority w:val="99"/>
     <w:pPr>
       <w:spacing w:after="0" w:line="240" w:lineRule="auto"/>
@@ -5981,9 +6296,9 @@
       </w:rPr>
     </w:tblStylePr>
   </w:style>
-  <w:style w:type="table" w:styleId="95">
+  <w:style w:type="table" w:styleId="739">
     <w:name w:val="Grid Table 6 Colorful - Accent 5"/>
-    <w:basedOn w:val="618"/>
+    <w:basedOn w:val="837"/>
     <w:uiPriority w:val="99"/>
     <w:pPr>
       <w:spacing w:after="0" w:line="240" w:lineRule="auto"/>
@@ -6060,9 +6375,9 @@
       </w:rPr>
     </w:tblStylePr>
   </w:style>
-  <w:style w:type="table" w:styleId="96">
+  <w:style w:type="table" w:styleId="740">
     <w:name w:val="Grid Table 6 Colorful - Accent 6"/>
-    <w:basedOn w:val="618"/>
+    <w:basedOn w:val="837"/>
     <w:uiPriority w:val="99"/>
     <w:pPr>
       <w:spacing w:after="0" w:line="240" w:lineRule="auto"/>
@@ -6139,9 +6454,9 @@
       </w:rPr>
     </w:tblStylePr>
   </w:style>
-  <w:style w:type="table" w:styleId="97">
+  <w:style w:type="table" w:styleId="741">
     <w:name w:val="Grid Table 7 Colorful"/>
-    <w:basedOn w:val="618"/>
+    <w:basedOn w:val="837"/>
     <w:uiPriority w:val="99"/>
     <w:pPr>
       <w:spacing w:after="0" w:line="240" w:lineRule="auto"/>
@@ -6190,11 +6505,11 @@
         <w:jc w:val="right"/>
       </w:pPr>
       <w:tcPr>
-        <w:shd w:color="ffffff"/>
-        <w:tcBorders>
-          <w:top w:val="none"/>
-          <w:left w:val="none"/>
-          <w:bottom w:val="none"/>
+        <w:shd w:val="clear" w:color="ffffff"/>
+        <w:tcBorders>
+          <w:top w:val="none" w:color="000000" w:sz="4" w:space="0"/>
+          <w:left w:val="none" w:color="000000" w:sz="4" w:space="0"/>
+          <w:bottom w:val="none" w:color="000000" w:sz="4" w:space="0"/>
           <w:right w:val="single" w:color="000000" w:themeColor="text1" w:themeTint="80" w:sz="4" w:space="0"/>
         </w:tcBorders>
       </w:tcPr>
@@ -6209,10 +6524,10 @@
       <w:tcPr>
         <w:shd w:val="clear" w:color="ffffff" w:themeColor="light1" w:fill="ffffff" w:themeFill="light1"/>
         <w:tcBorders>
-          <w:top w:val="none"/>
-          <w:left w:val="none"/>
+          <w:top w:val="none" w:color="000000" w:sz="4" w:space="0"/>
+          <w:left w:val="none" w:color="000000" w:sz="4" w:space="0"/>
           <w:bottom w:val="single" w:color="000000" w:themeColor="text1" w:themeTint="80" w:sz="4" w:space="0"/>
-          <w:right w:val="none"/>
+          <w:right w:val="none" w:color="000000" w:sz="4" w:space="0"/>
         </w:tcBorders>
       </w:tcPr>
     </w:tblStylePr>
@@ -6224,12 +6539,12 @@
         <w:sz w:val="22"/>
       </w:rPr>
       <w:tcPr>
-        <w:shd w:color="ffffff"/>
-        <w:tcBorders>
-          <w:top w:val="none"/>
+        <w:shd w:val="clear" w:color="ffffff"/>
+        <w:tcBorders>
+          <w:top w:val="none" w:color="000000" w:sz="4" w:space="0"/>
           <w:left w:val="single" w:color="000000" w:themeColor="text1" w:themeTint="80" w:sz="4" w:space="0"/>
-          <w:bottom w:val="none"/>
-          <w:right w:val="none"/>
+          <w:bottom w:val="none" w:color="000000" w:sz="4" w:space="0"/>
+          <w:right w:val="none" w:color="000000" w:sz="4" w:space="0"/>
         </w:tcBorders>
       </w:tcPr>
     </w:tblStylePr>
@@ -6244,16 +6559,16 @@
         <w:shd w:val="clear" w:color="ffffff" w:themeColor="light1" w:fill="ffffff" w:themeFill="light1"/>
         <w:tcBorders>
           <w:top w:val="single" w:color="000000" w:themeColor="text1" w:themeTint="80" w:sz="4" w:space="0"/>
-          <w:left w:val="none"/>
-          <w:bottom w:val="none"/>
-          <w:right w:val="none"/>
-        </w:tcBorders>
-      </w:tcPr>
-    </w:tblStylePr>
-  </w:style>
-  <w:style w:type="table" w:styleId="98">
+          <w:left w:val="none" w:color="000000" w:sz="4" w:space="0"/>
+          <w:bottom w:val="none" w:color="000000" w:sz="4" w:space="0"/>
+          <w:right w:val="none" w:color="000000" w:sz="4" w:space="0"/>
+        </w:tcBorders>
+      </w:tcPr>
+    </w:tblStylePr>
+  </w:style>
+  <w:style w:type="table" w:styleId="742">
     <w:name w:val="Grid Table 7 Colorful - Accent 1"/>
-    <w:basedOn w:val="618"/>
+    <w:basedOn w:val="837"/>
     <w:uiPriority w:val="99"/>
     <w:pPr>
       <w:spacing w:after="0" w:line="240" w:lineRule="auto"/>
@@ -6302,11 +6617,11 @@
         <w:jc w:val="right"/>
       </w:pPr>
       <w:tcPr>
-        <w:shd w:color="ffffff"/>
-        <w:tcBorders>
-          <w:top w:val="none"/>
-          <w:left w:val="none"/>
-          <w:bottom w:val="none"/>
+        <w:shd w:val="clear" w:color="ffffff"/>
+        <w:tcBorders>
+          <w:top w:val="none" w:color="000000" w:sz="4" w:space="0"/>
+          <w:left w:val="none" w:color="000000" w:sz="4" w:space="0"/>
+          <w:bottom w:val="none" w:color="000000" w:sz="4" w:space="0"/>
           <w:right w:val="single" w:color="000000" w:themeColor="accent1" w:themeTint="80" w:sz="4" w:space="0"/>
         </w:tcBorders>
       </w:tcPr>
@@ -6321,10 +6636,10 @@
       <w:tcPr>
         <w:shd w:val="clear" w:color="ffffff" w:themeColor="light1" w:fill="ffffff" w:themeFill="light1"/>
         <w:tcBorders>
-          <w:top w:val="none"/>
-          <w:left w:val="none"/>
+          <w:top w:val="none" w:color="000000" w:sz="4" w:space="0"/>
+          <w:left w:val="none" w:color="000000" w:sz="4" w:space="0"/>
           <w:bottom w:val="single" w:color="000000" w:themeColor="accent1" w:themeTint="80" w:sz="4" w:space="0"/>
-          <w:right w:val="none"/>
+          <w:right w:val="none" w:color="000000" w:sz="4" w:space="0"/>
         </w:tcBorders>
       </w:tcPr>
     </w:tblStylePr>
@@ -6336,12 +6651,12 @@
         <w:sz w:val="22"/>
       </w:rPr>
       <w:tcPr>
-        <w:shd w:color="ffffff"/>
-        <w:tcBorders>
-          <w:top w:val="none"/>
+        <w:shd w:val="clear" w:color="ffffff"/>
+        <w:tcBorders>
+          <w:top w:val="none" w:color="000000" w:sz="4" w:space="0"/>
           <w:left w:val="single" w:color="000000" w:themeColor="accent1" w:themeTint="80" w:sz="4" w:space="0"/>
-          <w:bottom w:val="none"/>
-          <w:right w:val="none"/>
+          <w:bottom w:val="none" w:color="000000" w:sz="4" w:space="0"/>
+          <w:right w:val="none" w:color="000000" w:sz="4" w:space="0"/>
         </w:tcBorders>
       </w:tcPr>
     </w:tblStylePr>
@@ -6356,16 +6671,16 @@
         <w:shd w:val="clear" w:color="ffffff" w:themeColor="light1" w:fill="ffffff" w:themeFill="light1"/>
         <w:tcBorders>
           <w:top w:val="single" w:color="000000" w:themeColor="accent1" w:themeTint="80" w:sz="4" w:space="0"/>
-          <w:left w:val="none"/>
-          <w:bottom w:val="none"/>
-          <w:right w:val="none"/>
-        </w:tcBorders>
-      </w:tcPr>
-    </w:tblStylePr>
-  </w:style>
-  <w:style w:type="table" w:styleId="99">
+          <w:left w:val="none" w:color="000000" w:sz="4" w:space="0"/>
+          <w:bottom w:val="none" w:color="000000" w:sz="4" w:space="0"/>
+          <w:right w:val="none" w:color="000000" w:sz="4" w:space="0"/>
+        </w:tcBorders>
+      </w:tcPr>
+    </w:tblStylePr>
+  </w:style>
+  <w:style w:type="table" w:styleId="743">
     <w:name w:val="Grid Table 7 Colorful - Accent 2"/>
-    <w:basedOn w:val="618"/>
+    <w:basedOn w:val="837"/>
     <w:uiPriority w:val="99"/>
     <w:pPr>
       <w:spacing w:after="0" w:line="240" w:lineRule="auto"/>
@@ -6414,11 +6729,11 @@
         <w:jc w:val="right"/>
       </w:pPr>
       <w:tcPr>
-        <w:shd w:color="ffffff"/>
-        <w:tcBorders>
-          <w:top w:val="none"/>
-          <w:left w:val="none"/>
-          <w:bottom w:val="none"/>
+        <w:shd w:val="clear" w:color="ffffff"/>
+        <w:tcBorders>
+          <w:top w:val="none" w:color="000000" w:sz="4" w:space="0"/>
+          <w:left w:val="none" w:color="000000" w:sz="4" w:space="0"/>
+          <w:bottom w:val="none" w:color="000000" w:sz="4" w:space="0"/>
           <w:right w:val="single" w:color="000000" w:themeColor="accent2" w:themeTint="97" w:sz="4" w:space="0"/>
         </w:tcBorders>
       </w:tcPr>
@@ -6433,10 +6748,10 @@
       <w:tcPr>
         <w:shd w:val="clear" w:color="ffffff" w:themeColor="light1" w:fill="ffffff" w:themeFill="light1"/>
         <w:tcBorders>
-          <w:top w:val="none"/>
-          <w:left w:val="none"/>
+          <w:top w:val="none" w:color="000000" w:sz="4" w:space="0"/>
+          <w:left w:val="none" w:color="000000" w:sz="4" w:space="0"/>
           <w:bottom w:val="single" w:color="000000" w:themeColor="accent2" w:themeTint="97" w:sz="4" w:space="0"/>
-          <w:right w:val="none"/>
+          <w:right w:val="none" w:color="000000" w:sz="4" w:space="0"/>
         </w:tcBorders>
       </w:tcPr>
     </w:tblStylePr>
@@ -6448,12 +6763,12 @@
         <w:sz w:val="22"/>
       </w:rPr>
       <w:tcPr>
-        <w:shd w:color="ffffff"/>
-        <w:tcBorders>
-          <w:top w:val="none"/>
+        <w:shd w:val="clear" w:color="ffffff"/>
+        <w:tcBorders>
+          <w:top w:val="none" w:color="000000" w:sz="4" w:space="0"/>
           <w:left w:val="single" w:color="000000" w:themeColor="accent2" w:themeTint="97" w:sz="4" w:space="0"/>
-          <w:bottom w:val="none"/>
-          <w:right w:val="none"/>
+          <w:bottom w:val="none" w:color="000000" w:sz="4" w:space="0"/>
+          <w:right w:val="none" w:color="000000" w:sz="4" w:space="0"/>
         </w:tcBorders>
       </w:tcPr>
     </w:tblStylePr>
@@ -6468,16 +6783,16 @@
         <w:shd w:val="clear" w:color="ffffff" w:themeColor="light1" w:fill="ffffff" w:themeFill="light1"/>
         <w:tcBorders>
           <w:top w:val="single" w:color="000000" w:themeColor="accent2" w:themeTint="97" w:sz="4" w:space="0"/>
-          <w:left w:val="none"/>
-          <w:bottom w:val="none"/>
-          <w:right w:val="none"/>
-        </w:tcBorders>
-      </w:tcPr>
-    </w:tblStylePr>
-  </w:style>
-  <w:style w:type="table" w:styleId="100">
+          <w:left w:val="none" w:color="000000" w:sz="4" w:space="0"/>
+          <w:bottom w:val="none" w:color="000000" w:sz="4" w:space="0"/>
+          <w:right w:val="none" w:color="000000" w:sz="4" w:space="0"/>
+        </w:tcBorders>
+      </w:tcPr>
+    </w:tblStylePr>
+  </w:style>
+  <w:style w:type="table" w:styleId="744">
     <w:name w:val="Grid Table 7 Colorful - Accent 3"/>
-    <w:basedOn w:val="618"/>
+    <w:basedOn w:val="837"/>
     <w:uiPriority w:val="99"/>
     <w:pPr>
       <w:spacing w:after="0" w:line="240" w:lineRule="auto"/>
@@ -6526,11 +6841,11 @@
         <w:jc w:val="right"/>
       </w:pPr>
       <w:tcPr>
-        <w:shd w:color="ffffff"/>
-        <w:tcBorders>
-          <w:top w:val="none"/>
-          <w:left w:val="none"/>
-          <w:bottom w:val="none"/>
+        <w:shd w:val="clear" w:color="ffffff"/>
+        <w:tcBorders>
+          <w:top w:val="none" w:color="000000" w:sz="4" w:space="0"/>
+          <w:left w:val="none" w:color="000000" w:sz="4" w:space="0"/>
+          <w:bottom w:val="none" w:color="000000" w:sz="4" w:space="0"/>
           <w:right w:val="single" w:color="000000" w:themeColor="accent3" w:themeTint="FE" w:sz="4" w:space="0"/>
         </w:tcBorders>
       </w:tcPr>
@@ -6545,10 +6860,10 @@
       <w:tcPr>
         <w:shd w:val="clear" w:color="ffffff" w:themeColor="light1" w:fill="ffffff" w:themeFill="light1"/>
         <w:tcBorders>
-          <w:top w:val="none"/>
-          <w:left w:val="none"/>
+          <w:top w:val="none" w:color="000000" w:sz="4" w:space="0"/>
+          <w:left w:val="none" w:color="000000" w:sz="4" w:space="0"/>
           <w:bottom w:val="single" w:color="000000" w:themeColor="accent3" w:themeTint="FE" w:sz="4" w:space="0"/>
-          <w:right w:val="none"/>
+          <w:right w:val="none" w:color="000000" w:sz="4" w:space="0"/>
         </w:tcBorders>
       </w:tcPr>
     </w:tblStylePr>
@@ -6560,12 +6875,12 @@
         <w:sz w:val="22"/>
       </w:rPr>
       <w:tcPr>
-        <w:shd w:color="ffffff"/>
-        <w:tcBorders>
-          <w:top w:val="none"/>
+        <w:shd w:val="clear" w:color="ffffff"/>
+        <w:tcBorders>
+          <w:top w:val="none" w:color="000000" w:sz="4" w:space="0"/>
           <w:left w:val="single" w:color="000000" w:themeColor="accent3" w:themeTint="FE" w:sz="4" w:space="0"/>
-          <w:bottom w:val="none"/>
-          <w:right w:val="none"/>
+          <w:bottom w:val="none" w:color="000000" w:sz="4" w:space="0"/>
+          <w:right w:val="none" w:color="000000" w:sz="4" w:space="0"/>
         </w:tcBorders>
       </w:tcPr>
     </w:tblStylePr>
@@ -6580,16 +6895,16 @@
         <w:shd w:val="clear" w:color="ffffff" w:themeColor="light1" w:fill="ffffff" w:themeFill="light1"/>
         <w:tcBorders>
           <w:top w:val="single" w:color="000000" w:themeColor="accent3" w:themeTint="FE" w:sz="4" w:space="0"/>
-          <w:left w:val="none"/>
-          <w:bottom w:val="none"/>
-          <w:right w:val="none"/>
-        </w:tcBorders>
-      </w:tcPr>
-    </w:tblStylePr>
-  </w:style>
-  <w:style w:type="table" w:styleId="101">
+          <w:left w:val="none" w:color="000000" w:sz="4" w:space="0"/>
+          <w:bottom w:val="none" w:color="000000" w:sz="4" w:space="0"/>
+          <w:right w:val="none" w:color="000000" w:sz="4" w:space="0"/>
+        </w:tcBorders>
+      </w:tcPr>
+    </w:tblStylePr>
+  </w:style>
+  <w:style w:type="table" w:styleId="745">
     <w:name w:val="Grid Table 7 Colorful - Accent 4"/>
-    <w:basedOn w:val="618"/>
+    <w:basedOn w:val="837"/>
     <w:uiPriority w:val="99"/>
     <w:pPr>
       <w:spacing w:after="0" w:line="240" w:lineRule="auto"/>
@@ -6638,11 +6953,11 @@
         <w:jc w:val="right"/>
       </w:pPr>
       <w:tcPr>
-        <w:shd w:color="ffffff"/>
-        <w:tcBorders>
-          <w:top w:val="none"/>
-          <w:left w:val="none"/>
-          <w:bottom w:val="none"/>
+        <w:shd w:val="clear" w:color="ffffff"/>
+        <w:tcBorders>
+          <w:top w:val="none" w:color="000000" w:sz="4" w:space="0"/>
+          <w:left w:val="none" w:color="000000" w:sz="4" w:space="0"/>
+          <w:bottom w:val="none" w:color="000000" w:sz="4" w:space="0"/>
           <w:right w:val="single" w:color="000000" w:themeColor="accent4" w:themeTint="9A" w:sz="4" w:space="0"/>
         </w:tcBorders>
       </w:tcPr>
@@ -6657,10 +6972,10 @@
       <w:tcPr>
         <w:shd w:val="clear" w:color="ffffff" w:themeColor="light1" w:fill="ffffff" w:themeFill="light1"/>
         <w:tcBorders>
-          <w:top w:val="none"/>
-          <w:left w:val="none"/>
+          <w:top w:val="none" w:color="000000" w:sz="4" w:space="0"/>
+          <w:left w:val="none" w:color="000000" w:sz="4" w:space="0"/>
           <w:bottom w:val="single" w:color="000000" w:themeColor="accent4" w:themeTint="9A" w:sz="4" w:space="0"/>
-          <w:right w:val="none"/>
+          <w:right w:val="none" w:color="000000" w:sz="4" w:space="0"/>
         </w:tcBorders>
       </w:tcPr>
     </w:tblStylePr>
@@ -6672,12 +6987,12 @@
         <w:sz w:val="22"/>
       </w:rPr>
       <w:tcPr>
-        <w:shd w:color="ffffff"/>
-        <w:tcBorders>
-          <w:top w:val="none"/>
+        <w:shd w:val="clear" w:color="ffffff"/>
+        <w:tcBorders>
+          <w:top w:val="none" w:color="000000" w:sz="4" w:space="0"/>
           <w:left w:val="single" w:color="000000" w:themeColor="accent4" w:themeTint="9A" w:sz="4" w:space="0"/>
-          <w:bottom w:val="none"/>
-          <w:right w:val="none"/>
+          <w:bottom w:val="none" w:color="000000" w:sz="4" w:space="0"/>
+          <w:right w:val="none" w:color="000000" w:sz="4" w:space="0"/>
         </w:tcBorders>
       </w:tcPr>
     </w:tblStylePr>
@@ -6692,16 +7007,16 @@
         <w:shd w:val="clear" w:color="ffffff" w:themeColor="light1" w:fill="ffffff" w:themeFill="light1"/>
         <w:tcBorders>
           <w:top w:val="single" w:color="000000" w:themeColor="accent4" w:themeTint="9A" w:sz="4" w:space="0"/>
-          <w:left w:val="none"/>
-          <w:bottom w:val="none"/>
-          <w:right w:val="none"/>
-        </w:tcBorders>
-      </w:tcPr>
-    </w:tblStylePr>
-  </w:style>
-  <w:style w:type="table" w:styleId="102">
+          <w:left w:val="none" w:color="000000" w:sz="4" w:space="0"/>
+          <w:bottom w:val="none" w:color="000000" w:sz="4" w:space="0"/>
+          <w:right w:val="none" w:color="000000" w:sz="4" w:space="0"/>
+        </w:tcBorders>
+      </w:tcPr>
+    </w:tblStylePr>
+  </w:style>
+  <w:style w:type="table" w:styleId="746">
     <w:name w:val="Grid Table 7 Colorful - Accent 5"/>
-    <w:basedOn w:val="618"/>
+    <w:basedOn w:val="837"/>
     <w:uiPriority w:val="99"/>
     <w:pPr>
       <w:spacing w:after="0" w:line="240" w:lineRule="auto"/>
@@ -6750,11 +7065,11 @@
         <w:jc w:val="right"/>
       </w:pPr>
       <w:tcPr>
-        <w:shd w:color="ffffff"/>
-        <w:tcBorders>
-          <w:top w:val="none"/>
-          <w:left w:val="none"/>
-          <w:bottom w:val="none"/>
+        <w:shd w:val="clear" w:color="ffffff"/>
+        <w:tcBorders>
+          <w:top w:val="none" w:color="000000" w:sz="4" w:space="0"/>
+          <w:left w:val="none" w:color="000000" w:sz="4" w:space="0"/>
+          <w:bottom w:val="none" w:color="000000" w:sz="4" w:space="0"/>
           <w:right w:val="single" w:color="000000" w:themeColor="accent5" w:themeTint="90" w:sz="4" w:space="0"/>
         </w:tcBorders>
       </w:tcPr>
@@ -6769,10 +7084,10 @@
       <w:tcPr>
         <w:shd w:val="clear" w:color="ffffff" w:themeColor="light1" w:fill="ffffff" w:themeFill="light1"/>
         <w:tcBorders>
-          <w:top w:val="none"/>
-          <w:left w:val="none"/>
+          <w:top w:val="none" w:color="000000" w:sz="4" w:space="0"/>
+          <w:left w:val="none" w:color="000000" w:sz="4" w:space="0"/>
           <w:bottom w:val="single" w:color="000000" w:themeColor="accent5" w:themeTint="90" w:sz="4" w:space="0"/>
-          <w:right w:val="none"/>
+          <w:right w:val="none" w:color="000000" w:sz="4" w:space="0"/>
         </w:tcBorders>
       </w:tcPr>
     </w:tblStylePr>
@@ -6784,12 +7099,12 @@
         <w:sz w:val="22"/>
       </w:rPr>
       <w:tcPr>
-        <w:shd w:color="ffffff"/>
-        <w:tcBorders>
-          <w:top w:val="none"/>
+        <w:shd w:val="clear" w:color="ffffff"/>
+        <w:tcBorders>
+          <w:top w:val="none" w:color="000000" w:sz="4" w:space="0"/>
           <w:left w:val="single" w:color="000000" w:themeColor="accent5" w:themeTint="90" w:sz="4" w:space="0"/>
-          <w:bottom w:val="none"/>
-          <w:right w:val="none"/>
+          <w:bottom w:val="none" w:color="000000" w:sz="4" w:space="0"/>
+          <w:right w:val="none" w:color="000000" w:sz="4" w:space="0"/>
         </w:tcBorders>
       </w:tcPr>
     </w:tblStylePr>
@@ -6804,16 +7119,16 @@
         <w:shd w:val="clear" w:color="ffffff" w:themeColor="light1" w:fill="ffffff" w:themeFill="light1"/>
         <w:tcBorders>
           <w:top w:val="single" w:color="000000" w:themeColor="accent5" w:themeTint="90" w:sz="4" w:space="0"/>
-          <w:left w:val="none"/>
-          <w:bottom w:val="none"/>
-          <w:right w:val="none"/>
-        </w:tcBorders>
-      </w:tcPr>
-    </w:tblStylePr>
-  </w:style>
-  <w:style w:type="table" w:styleId="103">
+          <w:left w:val="none" w:color="000000" w:sz="4" w:space="0"/>
+          <w:bottom w:val="none" w:color="000000" w:sz="4" w:space="0"/>
+          <w:right w:val="none" w:color="000000" w:sz="4" w:space="0"/>
+        </w:tcBorders>
+      </w:tcPr>
+    </w:tblStylePr>
+  </w:style>
+  <w:style w:type="table" w:styleId="747">
     <w:name w:val="Grid Table 7 Colorful - Accent 6"/>
-    <w:basedOn w:val="618"/>
+    <w:basedOn w:val="837"/>
     <w:uiPriority w:val="99"/>
     <w:pPr>
       <w:spacing w:after="0" w:line="240" w:lineRule="auto"/>
@@ -6862,11 +7177,11 @@
         <w:jc w:val="right"/>
       </w:pPr>
       <w:tcPr>
-        <w:shd w:color="ffffff"/>
-        <w:tcBorders>
-          <w:top w:val="none"/>
-          <w:left w:val="none"/>
-          <w:bottom w:val="none"/>
+        <w:shd w:val="clear" w:color="ffffff"/>
+        <w:tcBorders>
+          <w:top w:val="none" w:color="000000" w:sz="4" w:space="0"/>
+          <w:left w:val="none" w:color="000000" w:sz="4" w:space="0"/>
+          <w:bottom w:val="none" w:color="000000" w:sz="4" w:space="0"/>
           <w:right w:val="single" w:color="000000" w:themeColor="accent6" w:themeTint="90" w:sz="4" w:space="0"/>
         </w:tcBorders>
       </w:tcPr>
@@ -6881,10 +7196,10 @@
       <w:tcPr>
         <w:shd w:val="clear" w:color="ffffff" w:themeColor="light1" w:fill="ffffff" w:themeFill="light1"/>
         <w:tcBorders>
-          <w:top w:val="none"/>
-          <w:left w:val="none"/>
+          <w:top w:val="none" w:color="000000" w:sz="4" w:space="0"/>
+          <w:left w:val="none" w:color="000000" w:sz="4" w:space="0"/>
           <w:bottom w:val="single" w:color="000000" w:themeColor="accent6" w:themeTint="90" w:sz="4" w:space="0"/>
-          <w:right w:val="none"/>
+          <w:right w:val="none" w:color="000000" w:sz="4" w:space="0"/>
         </w:tcBorders>
       </w:tcPr>
     </w:tblStylePr>
@@ -6896,12 +7211,12 @@
         <w:sz w:val="22"/>
       </w:rPr>
       <w:tcPr>
-        <w:shd w:color="ffffff"/>
-        <w:tcBorders>
-          <w:top w:val="none"/>
+        <w:shd w:val="clear" w:color="ffffff"/>
+        <w:tcBorders>
+          <w:top w:val="none" w:color="000000" w:sz="4" w:space="0"/>
           <w:left w:val="single" w:color="000000" w:themeColor="accent6" w:themeTint="90" w:sz="4" w:space="0"/>
-          <w:bottom w:val="none"/>
-          <w:right w:val="none"/>
+          <w:bottom w:val="none" w:color="000000" w:sz="4" w:space="0"/>
+          <w:right w:val="none" w:color="000000" w:sz="4" w:space="0"/>
         </w:tcBorders>
       </w:tcPr>
     </w:tblStylePr>
@@ -6916,16 +7231,16 @@
         <w:shd w:val="clear" w:color="ffffff" w:themeColor="light1" w:fill="ffffff" w:themeFill="light1"/>
         <w:tcBorders>
           <w:top w:val="single" w:color="000000" w:themeColor="accent6" w:themeTint="90" w:sz="4" w:space="0"/>
-          <w:left w:val="none"/>
-          <w:bottom w:val="none"/>
-          <w:right w:val="none"/>
-        </w:tcBorders>
-      </w:tcPr>
-    </w:tblStylePr>
-  </w:style>
-  <w:style w:type="table" w:styleId="104">
+          <w:left w:val="none" w:color="000000" w:sz="4" w:space="0"/>
+          <w:bottom w:val="none" w:color="000000" w:sz="4" w:space="0"/>
+          <w:right w:val="none" w:color="000000" w:sz="4" w:space="0"/>
+        </w:tcBorders>
+      </w:tcPr>
+    </w:tblStylePr>
+  </w:style>
+  <w:style w:type="table" w:styleId="748">
     <w:name w:val="List Table 1 Light"/>
-    <w:basedOn w:val="618"/>
+    <w:basedOn w:val="837"/>
     <w:uiPriority w:val="99"/>
     <w:pPr>
       <w:spacing w:after="0" w:line="240" w:lineRule="auto"/>
@@ -6986,9 +7301,9 @@
       </w:tcPr>
     </w:tblStylePr>
   </w:style>
-  <w:style w:type="table" w:styleId="105">
+  <w:style w:type="table" w:styleId="749">
     <w:name w:val="List Table 1 Light - Accent 1"/>
-    <w:basedOn w:val="618"/>
+    <w:basedOn w:val="837"/>
     <w:uiPriority w:val="99"/>
     <w:pPr>
       <w:spacing w:after="0" w:line="240" w:lineRule="auto"/>
@@ -7049,9 +7364,9 @@
       </w:tcPr>
     </w:tblStylePr>
   </w:style>
-  <w:style w:type="table" w:styleId="106">
+  <w:style w:type="table" w:styleId="750">
     <w:name w:val="List Table 1 Light - Accent 2"/>
-    <w:basedOn w:val="618"/>
+    <w:basedOn w:val="837"/>
     <w:uiPriority w:val="99"/>
     <w:pPr>
       <w:spacing w:after="0" w:line="240" w:lineRule="auto"/>
@@ -7112,9 +7427,9 @@
       </w:tcPr>
     </w:tblStylePr>
   </w:style>
-  <w:style w:type="table" w:styleId="107">
+  <w:style w:type="table" w:styleId="751">
     <w:name w:val="List Table 1 Light - Accent 3"/>
-    <w:basedOn w:val="618"/>
+    <w:basedOn w:val="837"/>
     <w:uiPriority w:val="99"/>
     <w:pPr>
       <w:spacing w:after="0" w:line="240" w:lineRule="auto"/>
@@ -7175,9 +7490,9 @@
       </w:tcPr>
     </w:tblStylePr>
   </w:style>
-  <w:style w:type="table" w:styleId="108">
+  <w:style w:type="table" w:styleId="752">
     <w:name w:val="List Table 1 Light - Accent 4"/>
-    <w:basedOn w:val="618"/>
+    <w:basedOn w:val="837"/>
     <w:uiPriority w:val="99"/>
     <w:pPr>
       <w:spacing w:after="0" w:line="240" w:lineRule="auto"/>
@@ -7238,9 +7553,9 @@
       </w:tcPr>
     </w:tblStylePr>
   </w:style>
-  <w:style w:type="table" w:styleId="109">
+  <w:style w:type="table" w:styleId="753">
     <w:name w:val="List Table 1 Light - Accent 5"/>
-    <w:basedOn w:val="618"/>
+    <w:basedOn w:val="837"/>
     <w:uiPriority w:val="99"/>
     <w:pPr>
       <w:spacing w:after="0" w:line="240" w:lineRule="auto"/>
@@ -7301,9 +7616,9 @@
       </w:tcPr>
     </w:tblStylePr>
   </w:style>
-  <w:style w:type="table" w:styleId="110">
+  <w:style w:type="table" w:styleId="754">
     <w:name w:val="List Table 1 Light - Accent 6"/>
-    <w:basedOn w:val="618"/>
+    <w:basedOn w:val="837"/>
     <w:uiPriority w:val="99"/>
     <w:pPr>
       <w:spacing w:after="0" w:line="240" w:lineRule="auto"/>
@@ -7364,9 +7679,9 @@
       </w:tcPr>
     </w:tblStylePr>
   </w:style>
-  <w:style w:type="table" w:styleId="111">
+  <w:style w:type="table" w:styleId="755">
     <w:name w:val="List Table 2"/>
-    <w:basedOn w:val="618"/>
+    <w:basedOn w:val="837"/>
     <w:uiPriority w:val="99"/>
     <w:pPr>
       <w:spacing w:after="0" w:line="240" w:lineRule="auto"/>
@@ -7450,9 +7765,9 @@
       </w:tcPr>
     </w:tblStylePr>
   </w:style>
-  <w:style w:type="table" w:styleId="112">
+  <w:style w:type="table" w:styleId="756">
     <w:name w:val="List Table 2 - Accent 1"/>
-    <w:basedOn w:val="618"/>
+    <w:basedOn w:val="837"/>
     <w:uiPriority w:val="99"/>
     <w:pPr>
       <w:spacing w:after="0" w:line="240" w:lineRule="auto"/>
@@ -7536,9 +7851,9 @@
       </w:tcPr>
     </w:tblStylePr>
   </w:style>
-  <w:style w:type="table" w:styleId="113">
+  <w:style w:type="table" w:styleId="757">
     <w:name w:val="List Table 2 - Accent 2"/>
-    <w:basedOn w:val="618"/>
+    <w:basedOn w:val="837"/>
     <w:uiPriority w:val="99"/>
     <w:pPr>
       <w:spacing w:after="0" w:line="240" w:lineRule="auto"/>
@@ -7622,9 +7937,9 @@
       </w:tcPr>
     </w:tblStylePr>
   </w:style>
-  <w:style w:type="table" w:styleId="114">
+  <w:style w:type="table" w:styleId="758">
     <w:name w:val="List Table 2 - Accent 3"/>
-    <w:basedOn w:val="618"/>
+    <w:basedOn w:val="837"/>
     <w:uiPriority w:val="99"/>
     <w:pPr>
       <w:spacing w:after="0" w:line="240" w:lineRule="auto"/>
@@ -7708,9 +8023,9 @@
       </w:tcPr>
     </w:tblStylePr>
   </w:style>
-  <w:style w:type="table" w:styleId="115">
+  <w:style w:type="table" w:styleId="759">
     <w:name w:val="List Table 2 - Accent 4"/>
-    <w:basedOn w:val="618"/>
+    <w:basedOn w:val="837"/>
     <w:uiPriority w:val="99"/>
     <w:pPr>
       <w:spacing w:after="0" w:line="240" w:lineRule="auto"/>
@@ -7794,9 +8109,9 @@
       </w:tcPr>
     </w:tblStylePr>
   </w:style>
-  <w:style w:type="table" w:styleId="116">
+  <w:style w:type="table" w:styleId="760">
     <w:name w:val="List Table 2 - Accent 5"/>
-    <w:basedOn w:val="618"/>
+    <w:basedOn w:val="837"/>
     <w:uiPriority w:val="99"/>
     <w:pPr>
       <w:spacing w:after="0" w:line="240" w:lineRule="auto"/>
@@ -7880,9 +8195,9 @@
       </w:tcPr>
     </w:tblStylePr>
   </w:style>
-  <w:style w:type="table" w:styleId="117">
+  <w:style w:type="table" w:styleId="761">
     <w:name w:val="List Table 2 - Accent 6"/>
-    <w:basedOn w:val="618"/>
+    <w:basedOn w:val="837"/>
     <w:uiPriority w:val="99"/>
     <w:pPr>
       <w:spacing w:after="0" w:line="240" w:lineRule="auto"/>
@@ -7966,9 +8281,9 @@
       </w:tcPr>
     </w:tblStylePr>
   </w:style>
-  <w:style w:type="table" w:styleId="118">
+  <w:style w:type="table" w:styleId="762">
     <w:name w:val="List Table 3"/>
-    <w:basedOn w:val="618"/>
+    <w:basedOn w:val="837"/>
     <w:uiPriority w:val="99"/>
     <w:pPr>
       <w:spacing w:after="0" w:line="240" w:lineRule="auto"/>
@@ -8040,9 +8355,9 @@
       </w:rPr>
     </w:tblStylePr>
   </w:style>
-  <w:style w:type="table" w:styleId="119">
+  <w:style w:type="table" w:styleId="763">
     <w:name w:val="List Table 3 - Accent 1"/>
-    <w:basedOn w:val="618"/>
+    <w:basedOn w:val="837"/>
     <w:uiPriority w:val="99"/>
     <w:pPr>
       <w:spacing w:after="0" w:line="240" w:lineRule="auto"/>
@@ -8114,9 +8429,9 @@
       </w:rPr>
     </w:tblStylePr>
   </w:style>
-  <w:style w:type="table" w:styleId="120">
+  <w:style w:type="table" w:styleId="764">
     <w:name w:val="List Table 3 - Accent 2"/>
-    <w:basedOn w:val="618"/>
+    <w:basedOn w:val="837"/>
     <w:uiPriority w:val="99"/>
     <w:pPr>
       <w:spacing w:after="0" w:line="240" w:lineRule="auto"/>
@@ -8188,9 +8503,9 @@
       </w:rPr>
     </w:tblStylePr>
   </w:style>
-  <w:style w:type="table" w:styleId="121">
+  <w:style w:type="table" w:styleId="765">
     <w:name w:val="List Table 3 - Accent 3"/>
-    <w:basedOn w:val="618"/>
+    <w:basedOn w:val="837"/>
     <w:uiPriority w:val="99"/>
     <w:pPr>
       <w:spacing w:after="0" w:line="240" w:lineRule="auto"/>
@@ -8262,9 +8577,9 @@
       </w:rPr>
     </w:tblStylePr>
   </w:style>
-  <w:style w:type="table" w:styleId="122">
+  <w:style w:type="table" w:styleId="766">
     <w:name w:val="List Table 3 - Accent 4"/>
-    <w:basedOn w:val="618"/>
+    <w:basedOn w:val="837"/>
     <w:uiPriority w:val="99"/>
     <w:pPr>
       <w:spacing w:after="0" w:line="240" w:lineRule="auto"/>
@@ -8336,9 +8651,9 @@
       </w:rPr>
     </w:tblStylePr>
   </w:style>
-  <w:style w:type="table" w:styleId="123">
+  <w:style w:type="table" w:styleId="767">
     <w:name w:val="List Table 3 - Accent 5"/>
-    <w:basedOn w:val="618"/>
+    <w:basedOn w:val="837"/>
     <w:uiPriority w:val="99"/>
     <w:pPr>
       <w:spacing w:after="0" w:line="240" w:lineRule="auto"/>
@@ -8410,9 +8725,9 @@
       </w:rPr>
     </w:tblStylePr>
   </w:style>
-  <w:style w:type="table" w:styleId="124">
+  <w:style w:type="table" w:styleId="768">
     <w:name w:val="List Table 3 - Accent 6"/>
-    <w:basedOn w:val="618"/>
+    <w:basedOn w:val="837"/>
     <w:uiPriority w:val="99"/>
     <w:pPr>
       <w:spacing w:after="0" w:line="240" w:lineRule="auto"/>
@@ -8484,9 +8799,9 @@
       </w:rPr>
     </w:tblStylePr>
   </w:style>
-  <w:style w:type="table" w:styleId="125">
+  <w:style w:type="table" w:styleId="769">
     <w:name w:val="List Table 4"/>
-    <w:basedOn w:val="618"/>
+    <w:basedOn w:val="837"/>
     <w:uiPriority w:val="99"/>
     <w:pPr>
       <w:spacing w:after="0" w:line="240" w:lineRule="auto"/>
@@ -8553,9 +8868,9 @@
       </w:rPr>
     </w:tblStylePr>
   </w:style>
-  <w:style w:type="table" w:styleId="126">
+  <w:style w:type="table" w:styleId="770">
     <w:name w:val="List Table 4 - Accent 1"/>
-    <w:basedOn w:val="618"/>
+    <w:basedOn w:val="837"/>
     <w:uiPriority w:val="99"/>
     <w:pPr>
       <w:spacing w:after="0" w:line="240" w:lineRule="auto"/>
@@ -8622,9 +8937,9 @@
       </w:rPr>
     </w:tblStylePr>
   </w:style>
-  <w:style w:type="table" w:styleId="127">
+  <w:style w:type="table" w:styleId="771">
     <w:name w:val="List Table 4 - Accent 2"/>
-    <w:basedOn w:val="618"/>
+    <w:basedOn w:val="837"/>
     <w:uiPriority w:val="99"/>
     <w:pPr>
       <w:spacing w:after="0" w:line="240" w:lineRule="auto"/>
@@ -8691,9 +9006,9 @@
       </w:rPr>
     </w:tblStylePr>
   </w:style>
-  <w:style w:type="table" w:styleId="128">
+  <w:style w:type="table" w:styleId="772">
     <w:name w:val="List Table 4 - Accent 3"/>
-    <w:basedOn w:val="618"/>
+    <w:basedOn w:val="837"/>
     <w:uiPriority w:val="99"/>
     <w:pPr>
       <w:spacing w:after="0" w:line="240" w:lineRule="auto"/>
@@ -8760,9 +9075,9 @@
       </w:rPr>
     </w:tblStylePr>
   </w:style>
-  <w:style w:type="table" w:styleId="129">
+  <w:style w:type="table" w:styleId="773">
     <w:name w:val="List Table 4 - Accent 4"/>
-    <w:basedOn w:val="618"/>
+    <w:basedOn w:val="837"/>
     <w:uiPriority w:val="99"/>
     <w:pPr>
       <w:spacing w:after="0" w:line="240" w:lineRule="auto"/>
@@ -8829,9 +9144,9 @@
       </w:rPr>
     </w:tblStylePr>
   </w:style>
-  <w:style w:type="table" w:styleId="130">
+  <w:style w:type="table" w:styleId="774">
     <w:name w:val="List Table 4 - Accent 5"/>
-    <w:basedOn w:val="618"/>
+    <w:basedOn w:val="837"/>
     <w:uiPriority w:val="99"/>
     <w:pPr>
       <w:spacing w:after="0" w:line="240" w:lineRule="auto"/>
@@ -8898,9 +9213,9 @@
       </w:rPr>
     </w:tblStylePr>
   </w:style>
-  <w:style w:type="table" w:styleId="131">
+  <w:style w:type="table" w:styleId="775">
     <w:name w:val="List Table 4 - Accent 6"/>
-    <w:basedOn w:val="618"/>
+    <w:basedOn w:val="837"/>
     <w:uiPriority w:val="99"/>
     <w:pPr>
       <w:spacing w:after="0" w:line="240" w:lineRule="auto"/>
@@ -8967,9 +9282,9 @@
       </w:rPr>
     </w:tblStylePr>
   </w:style>
-  <w:style w:type="table" w:styleId="132">
+  <w:style w:type="table" w:styleId="776">
     <w:name w:val="List Table 5 Dark"/>
-    <w:basedOn w:val="618"/>
+    <w:basedOn w:val="837"/>
     <w:uiPriority w:val="99"/>
     <w:pPr>
       <w:spacing w:after="0" w:line="240" w:lineRule="auto"/>
@@ -9074,9 +9389,9 @@
       </w:rPr>
     </w:tblStylePr>
   </w:style>
-  <w:style w:type="table" w:styleId="133">
+  <w:style w:type="table" w:styleId="777">
     <w:name w:val="List Table 5 Dark - Accent 1"/>
-    <w:basedOn w:val="618"/>
+    <w:basedOn w:val="837"/>
     <w:uiPriority w:val="99"/>
     <w:pPr>
       <w:spacing w:after="0" w:line="240" w:lineRule="auto"/>
@@ -9181,9 +9496,9 @@
       </w:rPr>
     </w:tblStylePr>
   </w:style>
-  <w:style w:type="table" w:styleId="134">
+  <w:style w:type="table" w:styleId="778">
     <w:name w:val="List Table 5 Dark - Accent 2"/>
-    <w:basedOn w:val="618"/>
+    <w:basedOn w:val="837"/>
     <w:uiPriority w:val="99"/>
     <w:pPr>
       <w:spacing w:after="0" w:line="240" w:lineRule="auto"/>
@@ -9288,9 +9603,9 @@
       </w:rPr>
     </w:tblStylePr>
   </w:style>
-  <w:style w:type="table" w:styleId="135">
+  <w:style w:type="table" w:styleId="779">
     <w:name w:val="List Table 5 Dark - Accent 3"/>
-    <w:basedOn w:val="618"/>
+    <w:basedOn w:val="837"/>
     <w:uiPriority w:val="99"/>
     <w:pPr>
       <w:spacing w:after="0" w:line="240" w:lineRule="auto"/>
@@ -9395,9 +9710,9 @@
       </w:rPr>
     </w:tblStylePr>
   </w:style>
-  <w:style w:type="table" w:styleId="136">
+  <w:style w:type="table" w:styleId="780">
     <w:name w:val="List Table 5 Dark - Accent 4"/>
-    <w:basedOn w:val="618"/>
+    <w:basedOn w:val="837"/>
     <w:uiPriority w:val="99"/>
     <w:pPr>
       <w:spacing w:after="0" w:line="240" w:lineRule="auto"/>
@@ -9502,9 +9817,9 @@
       </w:rPr>
     </w:tblStylePr>
   </w:style>
-  <w:style w:type="table" w:styleId="137">
+  <w:style w:type="table" w:styleId="781">
     <w:name w:val="List Table 5 Dark - Accent 5"/>
-    <w:basedOn w:val="618"/>
+    <w:basedOn w:val="837"/>
     <w:uiPriority w:val="99"/>
     <w:pPr>
       <w:spacing w:after="0" w:line="240" w:lineRule="auto"/>
@@ -9609,9 +9924,9 @@
       </w:rPr>
     </w:tblStylePr>
   </w:style>
-  <w:style w:type="table" w:styleId="138">
+  <w:style w:type="table" w:styleId="782">
     <w:name w:val="List Table 5 Dark - Accent 6"/>
-    <w:basedOn w:val="618"/>
+    <w:basedOn w:val="837"/>
     <w:uiPriority w:val="99"/>
     <w:pPr>
       <w:spacing w:after="0" w:line="240" w:lineRule="auto"/>
@@ -9716,9 +10031,9 @@
       </w:rPr>
     </w:tblStylePr>
   </w:style>
-  <w:style w:type="table" w:styleId="139">
+  <w:style w:type="table" w:styleId="783">
     <w:name w:val="List Table 6 Colorful"/>
-    <w:basedOn w:val="618"/>
+    <w:basedOn w:val="837"/>
     <w:uiPriority w:val="99"/>
     <w:pPr>
       <w:spacing w:after="0" w:line="240" w:lineRule="auto"/>
@@ -9789,9 +10104,9 @@
       </w:tcPr>
     </w:tblStylePr>
   </w:style>
-  <w:style w:type="table" w:styleId="140">
+  <w:style w:type="table" w:styleId="784">
     <w:name w:val="List Table 6 Colorful - Accent 1"/>
-    <w:basedOn w:val="618"/>
+    <w:basedOn w:val="837"/>
     <w:uiPriority w:val="99"/>
     <w:pPr>
       <w:spacing w:after="0" w:line="240" w:lineRule="auto"/>
@@ -9862,9 +10177,9 @@
       </w:tcPr>
     </w:tblStylePr>
   </w:style>
-  <w:style w:type="table" w:styleId="141">
+  <w:style w:type="table" w:styleId="785">
     <w:name w:val="List Table 6 Colorful - Accent 2"/>
-    <w:basedOn w:val="618"/>
+    <w:basedOn w:val="837"/>
     <w:uiPriority w:val="99"/>
     <w:pPr>
       <w:spacing w:after="0" w:line="240" w:lineRule="auto"/>
@@ -9935,9 +10250,9 @@
       </w:tcPr>
     </w:tblStylePr>
   </w:style>
-  <w:style w:type="table" w:styleId="142">
+  <w:style w:type="table" w:styleId="786">
     <w:name w:val="List Table 6 Colorful - Accent 3"/>
-    <w:basedOn w:val="618"/>
+    <w:basedOn w:val="837"/>
     <w:uiPriority w:val="99"/>
     <w:pPr>
       <w:spacing w:after="0" w:line="240" w:lineRule="auto"/>
@@ -10008,9 +10323,9 @@
       </w:tcPr>
     </w:tblStylePr>
   </w:style>
-  <w:style w:type="table" w:styleId="143">
+  <w:style w:type="table" w:styleId="787">
     <w:name w:val="List Table 6 Colorful - Accent 4"/>
-    <w:basedOn w:val="618"/>
+    <w:basedOn w:val="837"/>
     <w:uiPriority w:val="99"/>
     <w:pPr>
       <w:spacing w:after="0" w:line="240" w:lineRule="auto"/>
@@ -10081,9 +10396,9 @@
       </w:tcPr>
     </w:tblStylePr>
   </w:style>
-  <w:style w:type="table" w:styleId="144">
+  <w:style w:type="table" w:styleId="788">
     <w:name w:val="List Table 6 Colorful - Accent 5"/>
-    <w:basedOn w:val="618"/>
+    <w:basedOn w:val="837"/>
     <w:uiPriority w:val="99"/>
     <w:pPr>
       <w:spacing w:after="0" w:line="240" w:lineRule="auto"/>
@@ -10154,9 +10469,9 @@
       </w:tcPr>
     </w:tblStylePr>
   </w:style>
-  <w:style w:type="table" w:styleId="145">
+  <w:style w:type="table" w:styleId="789">
     <w:name w:val="List Table 6 Colorful - Accent 6"/>
-    <w:basedOn w:val="618"/>
+    <w:basedOn w:val="837"/>
     <w:uiPriority w:val="99"/>
     <w:pPr>
       <w:spacing w:after="0" w:line="240" w:lineRule="auto"/>
@@ -10227,9 +10542,9 @@
       </w:tcPr>
     </w:tblStylePr>
   </w:style>
-  <w:style w:type="table" w:styleId="146">
+  <w:style w:type="table" w:styleId="790">
     <w:name w:val="List Table 7 Colorful"/>
-    <w:basedOn w:val="618"/>
+    <w:basedOn w:val="837"/>
     <w:uiPriority w:val="99"/>
     <w:pPr>
       <w:spacing w:after="0" w:line="240" w:lineRule="auto"/>
@@ -10275,11 +10590,11 @@
         <w:jc w:val="right"/>
       </w:pPr>
       <w:tcPr>
-        <w:shd w:color="ffffff"/>
-        <w:tcBorders>
-          <w:top w:val="none"/>
-          <w:left w:val="none"/>
-          <w:bottom w:val="none"/>
+        <w:shd w:val="clear" w:color="ffffff"/>
+        <w:tcBorders>
+          <w:top w:val="none" w:color="000000" w:sz="4" w:space="0"/>
+          <w:left w:val="none" w:color="000000" w:sz="4" w:space="0"/>
+          <w:bottom w:val="none" w:color="000000" w:sz="4" w:space="0"/>
           <w:right w:val="single" w:color="000000" w:themeColor="text1" w:themeTint="80" w:sz="4" w:space="0"/>
         </w:tcBorders>
       </w:tcPr>
@@ -10294,10 +10609,10 @@
       <w:tcPr>
         <w:shd w:val="clear" w:color="ffffff" w:themeColor="light1" w:fill="ffffff" w:themeFill="light1"/>
         <w:tcBorders>
-          <w:top w:val="none"/>
-          <w:left w:val="none"/>
+          <w:top w:val="none" w:color="000000" w:sz="4" w:space="0"/>
+          <w:left w:val="none" w:color="000000" w:sz="4" w:space="0"/>
           <w:bottom w:val="single" w:color="000000" w:themeColor="text1" w:themeTint="80" w:sz="4" w:space="0"/>
-          <w:right w:val="none"/>
+          <w:right w:val="none" w:color="000000" w:sz="4" w:space="0"/>
         </w:tcBorders>
       </w:tcPr>
     </w:tblStylePr>
@@ -10309,12 +10624,12 @@
         <w:sz w:val="22"/>
       </w:rPr>
       <w:tcPr>
-        <w:shd w:color="ffffff"/>
-        <w:tcBorders>
-          <w:top w:val="none"/>
+        <w:shd w:val="clear" w:color="ffffff"/>
+        <w:tcBorders>
+          <w:top w:val="none" w:color="000000" w:sz="4" w:space="0"/>
           <w:left w:val="single" w:color="000000" w:themeColor="text1" w:themeTint="80" w:sz="4" w:space="0"/>
-          <w:bottom w:val="none"/>
-          <w:right w:val="none"/>
+          <w:bottom w:val="none" w:color="000000" w:sz="4" w:space="0"/>
+          <w:right w:val="none" w:color="000000" w:sz="4" w:space="0"/>
         </w:tcBorders>
       </w:tcPr>
     </w:tblStylePr>
@@ -10329,9 +10644,9 @@
         <w:shd w:val="clear" w:color="ffffff" w:themeColor="light1" w:fill="ffffff" w:themeFill="light1"/>
         <w:tcBorders>
           <w:top w:val="single" w:color="000000" w:themeColor="text1" w:themeTint="80" w:sz="4" w:space="0"/>
-          <w:left w:val="none"/>
-          <w:bottom w:val="none"/>
-          <w:right w:val="none"/>
+          <w:left w:val="none" w:color="000000" w:sz="4" w:space="0"/>
+          <w:bottom w:val="none" w:color="000000" w:sz="4" w:space="0"/>
+          <w:right w:val="none" w:color="000000" w:sz="4" w:space="0"/>
         </w:tcBorders>
       </w:tcPr>
     </w:tblStylePr>
@@ -10343,9 +10658,9 @@
       </w:rPr>
     </w:tblStylePr>
   </w:style>
-  <w:style w:type="table" w:styleId="147">
+  <w:style w:type="table" w:styleId="791">
     <w:name w:val="List Table 7 Colorful - Accent 1"/>
-    <w:basedOn w:val="618"/>
+    <w:basedOn w:val="837"/>
     <w:uiPriority w:val="99"/>
     <w:pPr>
       <w:spacing w:after="0" w:line="240" w:lineRule="auto"/>
@@ -10391,11 +10706,11 @@
         <w:jc w:val="right"/>
       </w:pPr>
       <w:tcPr>
-        <w:shd w:color="ffffff"/>
-        <w:tcBorders>
-          <w:top w:val="none"/>
-          <w:left w:val="none"/>
-          <w:bottom w:val="none"/>
+        <w:shd w:val="clear" w:color="ffffff"/>
+        <w:tcBorders>
+          <w:top w:val="none" w:color="000000" w:sz="4" w:space="0"/>
+          <w:left w:val="none" w:color="000000" w:sz="4" w:space="0"/>
+          <w:bottom w:val="none" w:color="000000" w:sz="4" w:space="0"/>
           <w:right w:val="single" w:color="000000" w:themeColor="accent1" w:sz="4" w:space="0"/>
         </w:tcBorders>
       </w:tcPr>
@@ -10410,10 +10725,10 @@
       <w:tcPr>
         <w:shd w:val="clear" w:color="ffffff" w:themeColor="light1" w:fill="ffffff" w:themeFill="light1"/>
         <w:tcBorders>
-          <w:top w:val="none"/>
-          <w:left w:val="none"/>
+          <w:top w:val="none" w:color="000000" w:sz="4" w:space="0"/>
+          <w:left w:val="none" w:color="000000" w:sz="4" w:space="0"/>
           <w:bottom w:val="single" w:color="000000" w:themeColor="accent1" w:sz="4" w:space="0"/>
-          <w:right w:val="none"/>
+          <w:right w:val="none" w:color="000000" w:sz="4" w:space="0"/>
         </w:tcBorders>
       </w:tcPr>
     </w:tblStylePr>
@@ -10425,12 +10740,12 @@
         <w:sz w:val="22"/>
       </w:rPr>
       <w:tcPr>
-        <w:shd w:color="ffffff"/>
-        <w:tcBorders>
-          <w:top w:val="none"/>
+        <w:shd w:val="clear" w:color="ffffff"/>
+        <w:tcBorders>
+          <w:top w:val="none" w:color="000000" w:sz="4" w:space="0"/>
           <w:left w:val="single" w:color="000000" w:themeColor="accent1" w:sz="4" w:space="0"/>
-          <w:bottom w:val="none"/>
-          <w:right w:val="none"/>
+          <w:bottom w:val="none" w:color="000000" w:sz="4" w:space="0"/>
+          <w:right w:val="none" w:color="000000" w:sz="4" w:space="0"/>
         </w:tcBorders>
       </w:tcPr>
     </w:tblStylePr>
@@ -10445,9 +10760,9 @@
         <w:shd w:val="clear" w:color="ffffff" w:themeColor="light1" w:fill="ffffff" w:themeFill="light1"/>
         <w:tcBorders>
           <w:top w:val="single" w:color="000000" w:themeColor="accent1" w:sz="4" w:space="0"/>
-          <w:left w:val="none"/>
-          <w:bottom w:val="none"/>
-          <w:right w:val="none"/>
+          <w:left w:val="none" w:color="000000" w:sz="4" w:space="0"/>
+          <w:bottom w:val="none" w:color="000000" w:sz="4" w:space="0"/>
+          <w:right w:val="none" w:color="000000" w:sz="4" w:space="0"/>
         </w:tcBorders>
       </w:tcPr>
     </w:tblStylePr>
@@ -10459,9 +10774,9 @@
       </w:rPr>
     </w:tblStylePr>
   </w:style>
-  <w:style w:type="table" w:styleId="148">
+  <w:style w:type="table" w:styleId="792">
     <w:name w:val="List Table 7 Colorful - Accent 2"/>
-    <w:basedOn w:val="618"/>
+    <w:basedOn w:val="837"/>
     <w:uiPriority w:val="99"/>
     <w:pPr>
       <w:spacing w:after="0" w:line="240" w:lineRule="auto"/>
@@ -10507,11 +10822,11 @@
         <w:jc w:val="right"/>
       </w:pPr>
       <w:tcPr>
-        <w:shd w:color="ffffff"/>
-        <w:tcBorders>
-          <w:top w:val="none"/>
-          <w:left w:val="none"/>
-          <w:bottom w:val="none"/>
+        <w:shd w:val="clear" w:color="ffffff"/>
+        <w:tcBorders>
+          <w:top w:val="none" w:color="000000" w:sz="4" w:space="0"/>
+          <w:left w:val="none" w:color="000000" w:sz="4" w:space="0"/>
+          <w:bottom w:val="none" w:color="000000" w:sz="4" w:space="0"/>
           <w:right w:val="single" w:color="000000" w:themeColor="accent2" w:themeTint="97" w:sz="4" w:space="0"/>
         </w:tcBorders>
       </w:tcPr>
@@ -10526,10 +10841,10 @@
       <w:tcPr>
         <w:shd w:val="clear" w:color="ffffff" w:themeColor="light1" w:fill="ffffff" w:themeFill="light1"/>
         <w:tcBorders>
-          <w:top w:val="none"/>
-          <w:left w:val="none"/>
+          <w:top w:val="none" w:color="000000" w:sz="4" w:space="0"/>
+          <w:left w:val="none" w:color="000000" w:sz="4" w:space="0"/>
           <w:bottom w:val="single" w:color="000000" w:themeColor="accent2" w:themeTint="97" w:sz="4" w:space="0"/>
-          <w:right w:val="none"/>
+          <w:right w:val="none" w:color="000000" w:sz="4" w:space="0"/>
         </w:tcBorders>
       </w:tcPr>
     </w:tblStylePr>
@@ -10541,12 +10856,12 @@
         <w:sz w:val="22"/>
       </w:rPr>
       <w:tcPr>
-        <w:shd w:color="ffffff"/>
-        <w:tcBorders>
-          <w:top w:val="none"/>
+        <w:shd w:val="clear" w:color="ffffff"/>
+        <w:tcBorders>
+          <w:top w:val="none" w:color="000000" w:sz="4" w:space="0"/>
           <w:left w:val="single" w:color="000000" w:themeColor="accent2" w:themeTint="97" w:sz="4" w:space="0"/>
-          <w:bottom w:val="none"/>
-          <w:right w:val="none"/>
+          <w:bottom w:val="none" w:color="000000" w:sz="4" w:space="0"/>
+          <w:right w:val="none" w:color="000000" w:sz="4" w:space="0"/>
         </w:tcBorders>
       </w:tcPr>
     </w:tblStylePr>
@@ -10561,9 +10876,9 @@
         <w:shd w:val="clear" w:color="ffffff" w:themeColor="light1" w:fill="ffffff" w:themeFill="light1"/>
         <w:tcBorders>
           <w:top w:val="single" w:color="000000" w:themeColor="accent2" w:themeTint="97" w:sz="4" w:space="0"/>
-          <w:left w:val="none"/>
-          <w:bottom w:val="none"/>
-          <w:right w:val="none"/>
+          <w:left w:val="none" w:color="000000" w:sz="4" w:space="0"/>
+          <w:bottom w:val="none" w:color="000000" w:sz="4" w:space="0"/>
+          <w:right w:val="none" w:color="000000" w:sz="4" w:space="0"/>
         </w:tcBorders>
       </w:tcPr>
     </w:tblStylePr>
@@ -10575,9 +10890,9 @@
       </w:rPr>
     </w:tblStylePr>
   </w:style>
-  <w:style w:type="table" w:styleId="149">
+  <w:style w:type="table" w:styleId="793">
     <w:name w:val="List Table 7 Colorful - Accent 3"/>
-    <w:basedOn w:val="618"/>
+    <w:basedOn w:val="837"/>
     <w:uiPriority w:val="99"/>
     <w:pPr>
       <w:spacing w:after="0" w:line="240" w:lineRule="auto"/>
@@ -10623,11 +10938,11 @@
         <w:jc w:val="right"/>
       </w:pPr>
       <w:tcPr>
-        <w:shd w:color="ffffff"/>
-        <w:tcBorders>
-          <w:top w:val="none"/>
-          <w:left w:val="none"/>
-          <w:bottom w:val="none"/>
+        <w:shd w:val="clear" w:color="ffffff"/>
+        <w:tcBorders>
+          <w:top w:val="none" w:color="000000" w:sz="4" w:space="0"/>
+          <w:left w:val="none" w:color="000000" w:sz="4" w:space="0"/>
+          <w:bottom w:val="none" w:color="000000" w:sz="4" w:space="0"/>
           <w:right w:val="single" w:color="000000" w:themeColor="accent3" w:themeTint="98" w:sz="4" w:space="0"/>
         </w:tcBorders>
       </w:tcPr>
@@ -10642,10 +10957,10 @@
       <w:tcPr>
         <w:shd w:val="clear" w:color="ffffff" w:themeColor="light1" w:fill="ffffff" w:themeFill="light1"/>
         <w:tcBorders>
-          <w:top w:val="none"/>
-          <w:left w:val="none"/>
+          <w:top w:val="none" w:color="000000" w:sz="4" w:space="0"/>
+          <w:left w:val="none" w:color="000000" w:sz="4" w:space="0"/>
           <w:bottom w:val="single" w:color="000000" w:themeColor="accent3" w:themeTint="98" w:sz="4" w:space="0"/>
-          <w:right w:val="none"/>
+          <w:right w:val="none" w:color="000000" w:sz="4" w:space="0"/>
         </w:tcBorders>
       </w:tcPr>
     </w:tblStylePr>
@@ -10657,12 +10972,12 @@
         <w:sz w:val="22"/>
       </w:rPr>
       <w:tcPr>
-        <w:shd w:color="ffffff"/>
-        <w:tcBorders>
-          <w:top w:val="none"/>
+        <w:shd w:val="clear" w:color="ffffff"/>
+        <w:tcBorders>
+          <w:top w:val="none" w:color="000000" w:sz="4" w:space="0"/>
           <w:left w:val="single" w:color="000000" w:themeColor="accent3" w:themeTint="98" w:sz="4" w:space="0"/>
-          <w:bottom w:val="none"/>
-          <w:right w:val="none"/>
+          <w:bottom w:val="none" w:color="000000" w:sz="4" w:space="0"/>
+          <w:right w:val="none" w:color="000000" w:sz="4" w:space="0"/>
         </w:tcBorders>
       </w:tcPr>
     </w:tblStylePr>
@@ -10677,9 +10992,9 @@
         <w:shd w:val="clear" w:color="ffffff" w:themeColor="light1" w:fill="ffffff" w:themeFill="light1"/>
         <w:tcBorders>
           <w:top w:val="single" w:color="000000" w:themeColor="accent3" w:themeTint="98" w:sz="4" w:space="0"/>
-          <w:left w:val="none"/>
-          <w:bottom w:val="none"/>
-          <w:right w:val="none"/>
+          <w:left w:val="none" w:color="000000" w:sz="4" w:space="0"/>
+          <w:bottom w:val="none" w:color="000000" w:sz="4" w:space="0"/>
+          <w:right w:val="none" w:color="000000" w:sz="4" w:space="0"/>
         </w:tcBorders>
       </w:tcPr>
     </w:tblStylePr>
@@ -10691,9 +11006,9 @@
       </w:rPr>
     </w:tblStylePr>
   </w:style>
-  <w:style w:type="table" w:styleId="150">
+  <w:style w:type="table" w:styleId="794">
     <w:name w:val="List Table 7 Colorful - Accent 4"/>
-    <w:basedOn w:val="618"/>
+    <w:basedOn w:val="837"/>
     <w:uiPriority w:val="99"/>
     <w:pPr>
       <w:spacing w:after="0" w:line="240" w:lineRule="auto"/>
@@ -10739,11 +11054,11 @@
         <w:jc w:val="right"/>
       </w:pPr>
       <w:tcPr>
-        <w:shd w:color="ffffff"/>
-        <w:tcBorders>
-          <w:top w:val="none"/>
-          <w:left w:val="none"/>
-          <w:bottom w:val="none"/>
+        <w:shd w:val="clear" w:color="ffffff"/>
+        <w:tcBorders>
+          <w:top w:val="none" w:color="000000" w:sz="4" w:space="0"/>
+          <w:left w:val="none" w:color="000000" w:sz="4" w:space="0"/>
+          <w:bottom w:val="none" w:color="000000" w:sz="4" w:space="0"/>
           <w:right w:val="single" w:color="000000" w:themeColor="accent4" w:themeTint="9A" w:sz="4" w:space="0"/>
         </w:tcBorders>
       </w:tcPr>
@@ -10758,10 +11073,10 @@
       <w:tcPr>
         <w:shd w:val="clear" w:color="ffffff" w:themeColor="light1" w:fill="ffffff" w:themeFill="light1"/>
         <w:tcBorders>
-          <w:top w:val="none"/>
-          <w:left w:val="none"/>
+          <w:top w:val="none" w:color="000000" w:sz="4" w:space="0"/>
+          <w:left w:val="none" w:color="000000" w:sz="4" w:space="0"/>
           <w:bottom w:val="single" w:color="000000" w:themeColor="accent4" w:themeTint="9A" w:sz="4" w:space="0"/>
-          <w:right w:val="none"/>
+          <w:right w:val="none" w:color="000000" w:sz="4" w:space="0"/>
         </w:tcBorders>
       </w:tcPr>
     </w:tblStylePr>
@@ -10773,12 +11088,12 @@
         <w:sz w:val="22"/>
       </w:rPr>
       <w:tcPr>
-        <w:shd w:color="ffffff"/>
-        <w:tcBorders>
-          <w:top w:val="none"/>
+        <w:shd w:val="clear" w:color="ffffff"/>
+        <w:tcBorders>
+          <w:top w:val="none" w:color="000000" w:sz="4" w:space="0"/>
           <w:left w:val="single" w:color="000000" w:themeColor="accent4" w:themeTint="9A" w:sz="4" w:space="0"/>
-          <w:bottom w:val="none"/>
-          <w:right w:val="none"/>
+          <w:bottom w:val="none" w:color="000000" w:sz="4" w:space="0"/>
+          <w:right w:val="none" w:color="000000" w:sz="4" w:space="0"/>
         </w:tcBorders>
       </w:tcPr>
     </w:tblStylePr>
@@ -10793,9 +11108,9 @@
         <w:shd w:val="clear" w:color="ffffff" w:themeColor="light1" w:fill="ffffff" w:themeFill="light1"/>
         <w:tcBorders>
           <w:top w:val="single" w:color="000000" w:themeColor="accent4" w:themeTint="9A" w:sz="4" w:space="0"/>
-          <w:left w:val="none"/>
-          <w:bottom w:val="none"/>
-          <w:right w:val="none"/>
+          <w:left w:val="none" w:color="000000" w:sz="4" w:space="0"/>
+          <w:bottom w:val="none" w:color="000000" w:sz="4" w:space="0"/>
+          <w:right w:val="none" w:color="000000" w:sz="4" w:space="0"/>
         </w:tcBorders>
       </w:tcPr>
     </w:tblStylePr>
@@ -10807,9 +11122,9 @@
       </w:rPr>
     </w:tblStylePr>
   </w:style>
-  <w:style w:type="table" w:styleId="151">
+  <w:style w:type="table" w:styleId="795">
     <w:name w:val="List Table 7 Colorful - Accent 5"/>
-    <w:basedOn w:val="618"/>
+    <w:basedOn w:val="837"/>
     <w:uiPriority w:val="99"/>
     <w:pPr>
       <w:spacing w:after="0" w:line="240" w:lineRule="auto"/>
@@ -10855,11 +11170,11 @@
         <w:jc w:val="right"/>
       </w:pPr>
       <w:tcPr>
-        <w:shd w:color="ffffff"/>
-        <w:tcBorders>
-          <w:top w:val="none"/>
-          <w:left w:val="none"/>
-          <w:bottom w:val="none"/>
+        <w:shd w:val="clear" w:color="ffffff"/>
+        <w:tcBorders>
+          <w:top w:val="none" w:color="000000" w:sz="4" w:space="0"/>
+          <w:left w:val="none" w:color="000000" w:sz="4" w:space="0"/>
+          <w:bottom w:val="none" w:color="000000" w:sz="4" w:space="0"/>
           <w:right w:val="single" w:color="000000" w:themeColor="accent5" w:themeTint="9A" w:sz="4" w:space="0"/>
         </w:tcBorders>
       </w:tcPr>
@@ -10874,10 +11189,10 @@
       <w:tcPr>
         <w:shd w:val="clear" w:color="ffffff" w:themeColor="light1" w:fill="ffffff" w:themeFill="light1"/>
         <w:tcBorders>
-          <w:top w:val="none"/>
-          <w:left w:val="none"/>
+          <w:top w:val="none" w:color="000000" w:sz="4" w:space="0"/>
+          <w:left w:val="none" w:color="000000" w:sz="4" w:space="0"/>
           <w:bottom w:val="single" w:color="000000" w:themeColor="accent5" w:themeTint="9A" w:sz="4" w:space="0"/>
-          <w:right w:val="none"/>
+          <w:right w:val="none" w:color="000000" w:sz="4" w:space="0"/>
         </w:tcBorders>
       </w:tcPr>
     </w:tblStylePr>
@@ -10889,12 +11204,12 @@
         <w:sz w:val="22"/>
       </w:rPr>
       <w:tcPr>
-        <w:shd w:color="ffffff"/>
-        <w:tcBorders>
-          <w:top w:val="none"/>
+        <w:shd w:val="clear" w:color="ffffff"/>
+        <w:tcBorders>
+          <w:top w:val="none" w:color="000000" w:sz="4" w:space="0"/>
           <w:left w:val="single" w:color="000000" w:themeColor="accent5" w:themeTint="9A" w:sz="4" w:space="0"/>
-          <w:bottom w:val="none"/>
-          <w:right w:val="none"/>
+          <w:bottom w:val="none" w:color="000000" w:sz="4" w:space="0"/>
+          <w:right w:val="none" w:color="000000" w:sz="4" w:space="0"/>
         </w:tcBorders>
       </w:tcPr>
     </w:tblStylePr>
@@ -10909,9 +11224,9 @@
         <w:shd w:val="clear" w:color="ffffff" w:themeColor="light1" w:fill="ffffff" w:themeFill="light1"/>
         <w:tcBorders>
           <w:top w:val="single" w:color="000000" w:themeColor="accent5" w:themeTint="9A" w:sz="4" w:space="0"/>
-          <w:left w:val="none"/>
-          <w:bottom w:val="none"/>
-          <w:right w:val="none"/>
+          <w:left w:val="none" w:color="000000" w:sz="4" w:space="0"/>
+          <w:bottom w:val="none" w:color="000000" w:sz="4" w:space="0"/>
+          <w:right w:val="none" w:color="000000" w:sz="4" w:space="0"/>
         </w:tcBorders>
       </w:tcPr>
     </w:tblStylePr>
@@ -10923,9 +11238,9 @@
       </w:rPr>
     </w:tblStylePr>
   </w:style>
-  <w:style w:type="table" w:styleId="152">
+  <w:style w:type="table" w:styleId="796">
     <w:name w:val="List Table 7 Colorful - Accent 6"/>
-    <w:basedOn w:val="618"/>
+    <w:basedOn w:val="837"/>
     <w:uiPriority w:val="99"/>
     <w:pPr>
       <w:spacing w:after="0" w:line="240" w:lineRule="auto"/>
@@ -10971,11 +11286,11 @@
         <w:jc w:val="right"/>
       </w:pPr>
       <w:tcPr>
-        <w:shd w:color="ffffff"/>
-        <w:tcBorders>
-          <w:top w:val="none"/>
-          <w:left w:val="none"/>
-          <w:bottom w:val="none"/>
+        <w:shd w:val="clear" w:color="ffffff"/>
+        <w:tcBorders>
+          <w:top w:val="none" w:color="000000" w:sz="4" w:space="0"/>
+          <w:left w:val="none" w:color="000000" w:sz="4" w:space="0"/>
+          <w:bottom w:val="none" w:color="000000" w:sz="4" w:space="0"/>
           <w:right w:val="single" w:color="000000" w:themeColor="accent6" w:themeTint="98" w:sz="4" w:space="0"/>
         </w:tcBorders>
       </w:tcPr>
@@ -10990,10 +11305,10 @@
       <w:tcPr>
         <w:shd w:val="clear" w:color="ffffff" w:themeColor="light1" w:fill="ffffff" w:themeFill="light1"/>
         <w:tcBorders>
-          <w:top w:val="none"/>
-          <w:left w:val="none"/>
+          <w:top w:val="none" w:color="000000" w:sz="4" w:space="0"/>
+          <w:left w:val="none" w:color="000000" w:sz="4" w:space="0"/>
           <w:bottom w:val="single" w:color="000000" w:themeColor="accent6" w:themeTint="98" w:sz="4" w:space="0"/>
-          <w:right w:val="none"/>
+          <w:right w:val="none" w:color="000000" w:sz="4" w:space="0"/>
         </w:tcBorders>
       </w:tcPr>
     </w:tblStylePr>
@@ -11005,12 +11320,12 @@
         <w:sz w:val="22"/>
       </w:rPr>
       <w:tcPr>
-        <w:shd w:color="ffffff"/>
-        <w:tcBorders>
-          <w:top w:val="none"/>
+        <w:shd w:val="clear" w:color="ffffff"/>
+        <w:tcBorders>
+          <w:top w:val="none" w:color="000000" w:sz="4" w:space="0"/>
           <w:left w:val="single" w:color="000000" w:themeColor="accent6" w:themeTint="98" w:sz="4" w:space="0"/>
-          <w:bottom w:val="none"/>
-          <w:right w:val="none"/>
+          <w:bottom w:val="none" w:color="000000" w:sz="4" w:space="0"/>
+          <w:right w:val="none" w:color="000000" w:sz="4" w:space="0"/>
         </w:tcBorders>
       </w:tcPr>
     </w:tblStylePr>
@@ -11025,9 +11340,9 @@
         <w:shd w:val="clear" w:color="ffffff" w:themeColor="light1" w:fill="ffffff" w:themeFill="light1"/>
         <w:tcBorders>
           <w:top w:val="single" w:color="000000" w:themeColor="accent6" w:themeTint="98" w:sz="4" w:space="0"/>
-          <w:left w:val="none"/>
-          <w:bottom w:val="none"/>
-          <w:right w:val="none"/>
+          <w:left w:val="none" w:color="000000" w:sz="4" w:space="0"/>
+          <w:bottom w:val="none" w:color="000000" w:sz="4" w:space="0"/>
+          <w:right w:val="none" w:color="000000" w:sz="4" w:space="0"/>
         </w:tcBorders>
       </w:tcPr>
     </w:tblStylePr>
@@ -11039,9 +11354,9 @@
       </w:rPr>
     </w:tblStylePr>
   </w:style>
-  <w:style w:type="table" w:styleId="153">
+  <w:style w:type="table" w:styleId="797">
     <w:name w:val="Lined - Accent"/>
-    <w:basedOn w:val="618"/>
+    <w:basedOn w:val="837"/>
     <w:uiPriority w:val="99"/>
     <w:pPr>
       <w:spacing w:after="0" w:line="240" w:lineRule="auto"/>
@@ -11129,9 +11444,9 @@
       </w:tcPr>
     </w:tblStylePr>
   </w:style>
-  <w:style w:type="table" w:styleId="154">
+  <w:style w:type="table" w:styleId="798">
     <w:name w:val="Lined - Accent 1"/>
-    <w:basedOn w:val="618"/>
+    <w:basedOn w:val="837"/>
     <w:uiPriority w:val="99"/>
     <w:pPr>
       <w:spacing w:after="0" w:line="240" w:lineRule="auto"/>
@@ -11219,9 +11534,9 @@
       </w:tcPr>
     </w:tblStylePr>
   </w:style>
-  <w:style w:type="table" w:styleId="155">
+  <w:style w:type="table" w:styleId="799">
     <w:name w:val="Lined - Accent 2"/>
-    <w:basedOn w:val="618"/>
+    <w:basedOn w:val="837"/>
     <w:uiPriority w:val="99"/>
     <w:pPr>
       <w:spacing w:after="0" w:line="240" w:lineRule="auto"/>
@@ -11309,9 +11624,9 @@
       </w:tcPr>
     </w:tblStylePr>
   </w:style>
-  <w:style w:type="table" w:styleId="156">
+  <w:style w:type="table" w:styleId="800">
     <w:name w:val="Lined - Accent 3"/>
-    <w:basedOn w:val="618"/>
+    <w:basedOn w:val="837"/>
     <w:uiPriority w:val="99"/>
     <w:pPr>
       <w:spacing w:after="0" w:line="240" w:lineRule="auto"/>
@@ -11399,9 +11714,9 @@
       </w:tcPr>
     </w:tblStylePr>
   </w:style>
-  <w:style w:type="table" w:styleId="157">
+  <w:style w:type="table" w:styleId="801">
     <w:name w:val="Lined - Accent 4"/>
-    <w:basedOn w:val="618"/>
+    <w:basedOn w:val="837"/>
     <w:uiPriority w:val="99"/>
     <w:pPr>
       <w:spacing w:after="0" w:line="240" w:lineRule="auto"/>
@@ -11489,9 +11804,9 @@
       </w:tcPr>
     </w:tblStylePr>
   </w:style>
-  <w:style w:type="table" w:styleId="158">
+  <w:style w:type="table" w:styleId="802">
     <w:name w:val="Lined - Accent 5"/>
-    <w:basedOn w:val="618"/>
+    <w:basedOn w:val="837"/>
     <w:uiPriority w:val="99"/>
     <w:pPr>
       <w:spacing w:after="0" w:line="240" w:lineRule="auto"/>
@@ -11579,9 +11894,9 @@
       </w:tcPr>
     </w:tblStylePr>
   </w:style>
-  <w:style w:type="table" w:styleId="159">
+  <w:style w:type="table" w:styleId="803">
     <w:name w:val="Lined - Accent 6"/>
-    <w:basedOn w:val="618"/>
+    <w:basedOn w:val="837"/>
     <w:uiPriority w:val="99"/>
     <w:pPr>
       <w:spacing w:after="0" w:line="240" w:lineRule="auto"/>
@@ -11669,9 +11984,9 @@
       </w:tcPr>
     </w:tblStylePr>
   </w:style>
-  <w:style w:type="table" w:styleId="160">
+  <w:style w:type="table" w:styleId="804">
     <w:name w:val="Bordered &amp; Lined - Accent"/>
-    <w:basedOn w:val="618"/>
+    <w:basedOn w:val="837"/>
     <w:uiPriority w:val="99"/>
     <w:pPr>
       <w:spacing w:after="0" w:line="240" w:lineRule="auto"/>
@@ -11767,9 +12082,9 @@
       </w:tcPr>
     </w:tblStylePr>
   </w:style>
-  <w:style w:type="table" w:styleId="161">
+  <w:style w:type="table" w:styleId="805">
     <w:name w:val="Bordered &amp; Lined - Accent 1"/>
-    <w:basedOn w:val="618"/>
+    <w:basedOn w:val="837"/>
     <w:uiPriority w:val="99"/>
     <w:pPr>
       <w:spacing w:after="0" w:line="240" w:lineRule="auto"/>
@@ -11865,9 +12180,9 @@
       </w:tcPr>
     </w:tblStylePr>
   </w:style>
-  <w:style w:type="table" w:styleId="162">
+  <w:style w:type="table" w:styleId="806">
     <w:name w:val="Bordered &amp; Lined - Accent 2"/>
-    <w:basedOn w:val="618"/>
+    <w:basedOn w:val="837"/>
     <w:uiPriority w:val="99"/>
     <w:pPr>
       <w:spacing w:after="0" w:line="240" w:lineRule="auto"/>
@@ -11963,9 +12278,9 @@
       </w:tcPr>
     </w:tblStylePr>
   </w:style>
-  <w:style w:type="table" w:styleId="163">
+  <w:style w:type="table" w:styleId="807">
     <w:name w:val="Bordered &amp; Lined - Accent 3"/>
-    <w:basedOn w:val="618"/>
+    <w:basedOn w:val="837"/>
     <w:uiPriority w:val="99"/>
     <w:pPr>
       <w:spacing w:after="0" w:line="240" w:lineRule="auto"/>
@@ -12061,9 +12376,9 @@
       </w:tcPr>
     </w:tblStylePr>
   </w:style>
-  <w:style w:type="table" w:styleId="164">
+  <w:style w:type="table" w:styleId="808">
     <w:name w:val="Bordered &amp; Lined - Accent 4"/>
-    <w:basedOn w:val="618"/>
+    <w:basedOn w:val="837"/>
     <w:uiPriority w:val="99"/>
     <w:pPr>
       <w:spacing w:after="0" w:line="240" w:lineRule="auto"/>
@@ -12159,9 +12474,9 @@
       </w:tcPr>
     </w:tblStylePr>
   </w:style>
-  <w:style w:type="table" w:styleId="165">
+  <w:style w:type="table" w:styleId="809">
     <w:name w:val="Bordered &amp; Lined - Accent 5"/>
-    <w:basedOn w:val="618"/>
+    <w:basedOn w:val="837"/>
     <w:uiPriority w:val="99"/>
     <w:pPr>
       <w:spacing w:after="0" w:line="240" w:lineRule="auto"/>
@@ -12257,9 +12572,9 @@
       </w:tcPr>
     </w:tblStylePr>
   </w:style>
-  <w:style w:type="table" w:styleId="166">
+  <w:style w:type="table" w:styleId="810">
     <w:name w:val="Bordered &amp; Lined - Accent 6"/>
-    <w:basedOn w:val="618"/>
+    <w:basedOn w:val="837"/>
     <w:uiPriority w:val="99"/>
     <w:pPr>
       <w:spacing w:after="0" w:line="240" w:lineRule="auto"/>
@@ -12355,9 +12670,9 @@
       </w:tcPr>
     </w:tblStylePr>
   </w:style>
-  <w:style w:type="table" w:styleId="167">
+  <w:style w:type="table" w:styleId="811">
     <w:name w:val="Bordered"/>
-    <w:basedOn w:val="618"/>
+    <w:basedOn w:val="837"/>
     <w:uiPriority w:val="99"/>
     <w:pPr>
       <w:spacing w:after="0" w:line="240" w:lineRule="auto"/>
@@ -12434,9 +12749,9 @@
       </w:tcPr>
     </w:tblStylePr>
   </w:style>
-  <w:style w:type="table" w:styleId="168">
+  <w:style w:type="table" w:styleId="812">
     <w:name w:val="Bordered - Accent 1"/>
-    <w:basedOn w:val="618"/>
+    <w:basedOn w:val="837"/>
     <w:uiPriority w:val="99"/>
     <w:pPr>
       <w:spacing w:after="0" w:line="240" w:lineRule="auto"/>
@@ -12513,9 +12828,9 @@
       </w:tcPr>
     </w:tblStylePr>
   </w:style>
-  <w:style w:type="table" w:styleId="169">
+  <w:style w:type="table" w:styleId="813">
     <w:name w:val="Bordered - Accent 2"/>
-    <w:basedOn w:val="618"/>
+    <w:basedOn w:val="837"/>
     <w:uiPriority w:val="99"/>
     <w:pPr>
       <w:spacing w:after="0" w:line="240" w:lineRule="auto"/>
@@ -12592,9 +12907,9 @@
       </w:tcPr>
     </w:tblStylePr>
   </w:style>
-  <w:style w:type="table" w:styleId="170">
+  <w:style w:type="table" w:styleId="814">
     <w:name w:val="Bordered - Accent 3"/>
-    <w:basedOn w:val="618"/>
+    <w:basedOn w:val="837"/>
     <w:uiPriority w:val="99"/>
     <w:pPr>
       <w:spacing w:after="0" w:line="240" w:lineRule="auto"/>
@@ -12671,9 +12986,9 @@
       </w:tcPr>
     </w:tblStylePr>
   </w:style>
-  <w:style w:type="table" w:styleId="171">
+  <w:style w:type="table" w:styleId="815">
     <w:name w:val="Bordered - Accent 4"/>
-    <w:basedOn w:val="618"/>
+    <w:basedOn w:val="837"/>
     <w:uiPriority w:val="99"/>
     <w:pPr>
       <w:spacing w:after="0" w:line="240" w:lineRule="auto"/>
@@ -12750,9 +13065,9 @@
       </w:tcPr>
     </w:tblStylePr>
   </w:style>
-  <w:style w:type="table" w:styleId="172">
+  <w:style w:type="table" w:styleId="816">
     <w:name w:val="Bordered - Accent 5"/>
-    <w:basedOn w:val="618"/>
+    <w:basedOn w:val="837"/>
     <w:uiPriority w:val="99"/>
     <w:pPr>
       <w:spacing w:after="0" w:line="240" w:lineRule="auto"/>
@@ -12829,9 +13144,9 @@
       </w:tcPr>
     </w:tblStylePr>
   </w:style>
-  <w:style w:type="table" w:styleId="173">
+  <w:style w:type="table" w:styleId="817">
     <w:name w:val="Bordered - Accent 6"/>
-    <w:basedOn w:val="618"/>
+    <w:basedOn w:val="837"/>
     <w:uiPriority w:val="99"/>
     <w:pPr>
       <w:spacing w:after="0" w:line="240" w:lineRule="auto"/>
@@ -12908,7 +13223,7 @@
       </w:tcPr>
     </w:tblStylePr>
   </w:style>
-  <w:style w:type="character" w:styleId="174">
+  <w:style w:type="character" w:styleId="818">
     <w:name w:val="Hyperlink"/>
     <w:uiPriority w:val="99"/>
     <w:unhideWhenUsed/>
@@ -12917,10 +13232,10 @@
       <w:u w:val="single"/>
     </w:rPr>
   </w:style>
-  <w:style w:type="paragraph" w:styleId="175">
+  <w:style w:type="paragraph" w:styleId="819">
     <w:name w:val="footnote text"/>
-    <w:basedOn w:val="617"/>
-    <w:link w:val="176"/>
+    <w:basedOn w:val="836"/>
+    <w:link w:val="820"/>
     <w:uiPriority w:val="99"/>
     <w:semiHidden/>
     <w:unhideWhenUsed/>
@@ -12931,27 +13246,26 @@
       <w:sz w:val="18"/>
     </w:rPr>
   </w:style>
-  <w:style w:type="character" w:styleId="176">
+  <w:style w:type="character" w:styleId="820">
     <w:name w:val="Footnote Text Char"/>
-    <w:link w:val="175"/>
+    <w:link w:val="819"/>
     <w:uiPriority w:val="99"/>
     <w:rPr>
       <w:sz w:val="18"/>
     </w:rPr>
   </w:style>
-  <w:style w:type="character" w:styleId="177">
+  <w:style w:type="character" w:styleId="821">
     <w:name w:val="footnote reference"/>
-    <w:basedOn w:val="11"/>
     <w:uiPriority w:val="99"/>
     <w:unhideWhenUsed/>
     <w:rPr>
       <w:vertAlign w:val="superscript"/>
     </w:rPr>
   </w:style>
-  <w:style w:type="paragraph" w:styleId="178">
+  <w:style w:type="paragraph" w:styleId="822">
     <w:name w:val="endnote text"/>
-    <w:basedOn w:val="617"/>
-    <w:link w:val="179"/>
+    <w:basedOn w:val="836"/>
+    <w:link w:val="823"/>
     <w:uiPriority w:val="99"/>
     <w:semiHidden/>
     <w:unhideWhenUsed/>
@@ -12962,17 +13276,16 @@
       <w:sz w:val="20"/>
     </w:rPr>
   </w:style>
-  <w:style w:type="character" w:styleId="179">
+  <w:style w:type="character" w:styleId="823">
     <w:name w:val="Endnote Text Char"/>
-    <w:link w:val="178"/>
+    <w:link w:val="822"/>
     <w:uiPriority w:val="99"/>
     <w:rPr>
       <w:sz w:val="20"/>
     </w:rPr>
   </w:style>
-  <w:style w:type="character" w:styleId="180">
+  <w:style w:type="character" w:styleId="824">
     <w:name w:val="endnote reference"/>
-    <w:basedOn w:val="11"/>
     <w:uiPriority w:val="99"/>
     <w:semiHidden/>
     <w:unhideWhenUsed/>
@@ -12980,10 +13293,10 @@
       <w:vertAlign w:val="superscript"/>
     </w:rPr>
   </w:style>
-  <w:style w:type="paragraph" w:styleId="181">
+  <w:style w:type="paragraph" w:styleId="825">
     <w:name w:val="toc 1"/>
-    <w:basedOn w:val="617"/>
-    <w:next w:val="617"/>
+    <w:basedOn w:val="836"/>
+    <w:next w:val="836"/>
     <w:uiPriority w:val="39"/>
     <w:unhideWhenUsed/>
     <w:pPr>
@@ -12991,10 +13304,10 @@
       <w:spacing w:after="57"/>
     </w:pPr>
   </w:style>
-  <w:style w:type="paragraph" w:styleId="182">
+  <w:style w:type="paragraph" w:styleId="826">
     <w:name w:val="toc 2"/>
-    <w:basedOn w:val="617"/>
-    <w:next w:val="617"/>
+    <w:basedOn w:val="836"/>
+    <w:next w:val="836"/>
     <w:uiPriority w:val="39"/>
     <w:unhideWhenUsed/>
     <w:pPr>
@@ -13002,10 +13315,10 @@
       <w:spacing w:after="57"/>
     </w:pPr>
   </w:style>
-  <w:style w:type="paragraph" w:styleId="183">
+  <w:style w:type="paragraph" w:styleId="827">
     <w:name w:val="toc 3"/>
-    <w:basedOn w:val="617"/>
-    <w:next w:val="617"/>
+    <w:basedOn w:val="836"/>
+    <w:next w:val="836"/>
     <w:uiPriority w:val="39"/>
     <w:unhideWhenUsed/>
     <w:pPr>
@@ -13013,10 +13326,10 @@
       <w:spacing w:after="57"/>
     </w:pPr>
   </w:style>
-  <w:style w:type="paragraph" w:styleId="184">
+  <w:style w:type="paragraph" w:styleId="828">
     <w:name w:val="toc 4"/>
-    <w:basedOn w:val="617"/>
-    <w:next w:val="617"/>
+    <w:basedOn w:val="836"/>
+    <w:next w:val="836"/>
     <w:uiPriority w:val="39"/>
     <w:unhideWhenUsed/>
     <w:pPr>
@@ -13024,10 +13337,10 @@
       <w:spacing w:after="57"/>
     </w:pPr>
   </w:style>
-  <w:style w:type="paragraph" w:styleId="185">
+  <w:style w:type="paragraph" w:styleId="829">
     <w:name w:val="toc 5"/>
-    <w:basedOn w:val="617"/>
-    <w:next w:val="617"/>
+    <w:basedOn w:val="836"/>
+    <w:next w:val="836"/>
     <w:uiPriority w:val="39"/>
     <w:unhideWhenUsed/>
     <w:pPr>
@@ -13035,10 +13348,10 @@
       <w:spacing w:after="57"/>
     </w:pPr>
   </w:style>
-  <w:style w:type="paragraph" w:styleId="186">
+  <w:style w:type="paragraph" w:styleId="830">
     <w:name w:val="toc 6"/>
-    <w:basedOn w:val="617"/>
-    <w:next w:val="617"/>
+    <w:basedOn w:val="836"/>
+    <w:next w:val="836"/>
     <w:uiPriority w:val="39"/>
     <w:unhideWhenUsed/>
     <w:pPr>
@@ -13046,10 +13359,10 @@
       <w:spacing w:after="57"/>
     </w:pPr>
   </w:style>
-  <w:style w:type="paragraph" w:styleId="187">
+  <w:style w:type="paragraph" w:styleId="831">
     <w:name w:val="toc 7"/>
-    <w:basedOn w:val="617"/>
-    <w:next w:val="617"/>
+    <w:basedOn w:val="836"/>
+    <w:next w:val="836"/>
     <w:uiPriority w:val="39"/>
     <w:unhideWhenUsed/>
     <w:pPr>
@@ -13057,10 +13370,10 @@
       <w:spacing w:after="57"/>
     </w:pPr>
   </w:style>
-  <w:style w:type="paragraph" w:styleId="188">
+  <w:style w:type="paragraph" w:styleId="832">
     <w:name w:val="toc 8"/>
-    <w:basedOn w:val="617"/>
-    <w:next w:val="617"/>
+    <w:basedOn w:val="836"/>
+    <w:next w:val="836"/>
     <w:uiPriority w:val="39"/>
     <w:unhideWhenUsed/>
     <w:pPr>
@@ -13068,10 +13381,10 @@
       <w:spacing w:after="57"/>
     </w:pPr>
   </w:style>
-  <w:style w:type="paragraph" w:styleId="189">
+  <w:style w:type="paragraph" w:styleId="833">
     <w:name w:val="toc 9"/>
-    <w:basedOn w:val="617"/>
-    <w:next w:val="617"/>
+    <w:basedOn w:val="836"/>
+    <w:next w:val="836"/>
     <w:uiPriority w:val="39"/>
     <w:unhideWhenUsed/>
     <w:pPr>
@@ -13079,26 +13392,26 @@
       <w:spacing w:after="57"/>
     </w:pPr>
   </w:style>
-  <w:style w:type="paragraph" w:styleId="190">
+  <w:style w:type="paragraph" w:styleId="834">
     <w:name w:val="TOC Heading"/>
     <w:uiPriority w:val="39"/>
     <w:unhideWhenUsed/>
   </w:style>
-  <w:style w:type="paragraph" w:styleId="191">
+  <w:style w:type="paragraph" w:styleId="835">
     <w:name w:val="table of figures"/>
-    <w:basedOn w:val="617"/>
-    <w:next w:val="617"/>
+    <w:basedOn w:val="836"/>
+    <w:next w:val="836"/>
     <w:uiPriority w:val="99"/>
     <w:unhideWhenUsed/>
     <w:pPr>
       <w:spacing w:after="0" w:afterAutospacing="0"/>
     </w:pPr>
   </w:style>
-  <w:style w:type="paragraph" w:styleId="617" w:default="1">
+  <w:style w:type="paragraph" w:styleId="836" w:default="1">
     <w:name w:val="Normal"/>
     <w:qFormat/>
   </w:style>
-  <w:style w:type="table" w:styleId="618" w:default="1">
+  <w:style w:type="table" w:styleId="837" w:default="1">
     <w:name w:val="Normal Table"/>
     <w:uiPriority w:val="99"/>
     <w:semiHidden/>
@@ -13113,24 +13426,24 @@
       </w:tblCellMar>
     </w:tblPr>
   </w:style>
-  <w:style w:type="numbering" w:styleId="619" w:default="1">
+  <w:style w:type="numbering" w:styleId="838" w:default="1">
     <w:name w:val="No List"/>
     <w:uiPriority w:val="99"/>
     <w:semiHidden/>
     <w:unhideWhenUsed/>
   </w:style>
-  <w:style w:type="paragraph" w:styleId="620">
+  <w:style w:type="paragraph" w:styleId="839">
     <w:name w:val="No Spacing"/>
-    <w:basedOn w:val="617"/>
+    <w:basedOn w:val="836"/>
     <w:uiPriority w:val="1"/>
     <w:qFormat/>
     <w:pPr>
       <w:spacing w:after="0" w:line="240" w:lineRule="auto"/>
     </w:pPr>
   </w:style>
-  <w:style w:type="paragraph" w:styleId="621">
+  <w:style w:type="paragraph" w:styleId="840">
     <w:name w:val="List Paragraph"/>
-    <w:basedOn w:val="617"/>
+    <w:basedOn w:val="836"/>
     <w:uiPriority w:val="34"/>
     <w:qFormat/>
     <w:pPr>
@@ -13138,7 +13451,7 @@
       <w:ind w:left="720"/>
     </w:pPr>
   </w:style>
-  <w:style w:type="character" w:styleId="626" w:default="1">
+  <w:style w:type="character" w:styleId="841" w:default="1">
     <w:name w:val="Default Paragraph Font"/>
     <w:uiPriority w:val="1"/>
     <w:semiHidden/>
